--- a/docs/presentations/issue-171-external-ai-system-proposal.docx
+++ b/docs/presentations/issue-171-external-ai-system-proposal.docx
@@ -4,9 +4,1218 @@
   <w:body>
     <w:p>
       <w:pPr>
+        <w:pStyle w:val="Title"/>
+      </w:pPr>
+      <w:r>
+        <w:t>외부망 연계 AI 개발지원 시스템 구축 검토안</w:t>
+      </w:r>
+    </w:p>
+    <w:p/>
+    <w:p>
+      <w:pPr>
         <w:pStyle w:val="Heading1"/>
       </w:pPr>
       <w:r>
+        <w:t>1. 시스템 소개</w:t>
+      </w:r>
+    </w:p>
+    <w:p/>
+    <w:p>
+      <w:r>
+        <w:t>본 검토안은 **내부 Git/Jenkins는 유지하되, AI 모델은 외부망 API 또는 외부 서비스와 연계**하여 사용하는 개발지원 시스템 구축 제안입니다.</w:t>
+      </w:r>
+    </w:p>
+    <w:p/>
+    <w:p>
+      <w:r>
+        <w:t>구성 개념:</w:t>
+      </w:r>
+    </w:p>
+    <w:p>
+      <w:pPr>
+        <w:pStyle w:val="ListBullet"/>
+      </w:pPr>
+      <w:r>
+        <w:t>**Owner AI**: 코드 수정, 테스트 실행, PR 생성 지원</w:t>
+      </w:r>
+    </w:p>
+    <w:p>
+      <w:pPr>
+        <w:pStyle w:val="ListBullet"/>
+      </w:pPr>
+      <w:r>
+        <w:t>**Reviewer AI**: 변경사항 검토, 테스트 결과 확인, 승인/반려 판단 지원</w:t>
+      </w:r>
+    </w:p>
+    <w:p>
+      <w:pPr>
+        <w:pStyle w:val="ListBullet"/>
+      </w:pPr>
+      <w:r>
+        <w:t>**Orchestrator**: 작업 배정, workspace 할당, 상태 관리, 감사 로그 저장</w:t>
+      </w:r>
+    </w:p>
+    <w:p>
+      <w:pPr>
+        <w:pStyle w:val="ListBullet"/>
+      </w:pPr>
+      <w:r>
+        <w:t>**내부 Git / Jenkins 연동**: branch/PR 기준 빌드 및 테스트 자동화</w:t>
+      </w:r>
+    </w:p>
+    <w:p>
+      <w:pPr>
+        <w:pStyle w:val="ListBullet"/>
+      </w:pPr>
+      <w:r>
+        <w:t>**외부 AI 서비스 연계**: OpenAI API, GitHub Copilot Business 등 외부 서비스 활용 가능</w:t>
+      </w:r>
+    </w:p>
+    <w:p/>
+    <w:p>
+      <w:r>
+        <w:t>운영 전제:</w:t>
+      </w:r>
+    </w:p>
+    <w:p>
+      <w:pPr>
+        <w:pStyle w:val="ListBullet"/>
+      </w:pPr>
+      <w:r>
+        <w:t>내부 Git/Jenkins는 사내에 유지</w:t>
+      </w:r>
+    </w:p>
+    <w:p>
+      <w:pPr>
+        <w:pStyle w:val="ListBullet"/>
+      </w:pPr>
+      <w:r>
+        <w:t>AI 관련 요청만 외부망 연동</w:t>
+      </w:r>
+    </w:p>
+    <w:p>
+      <w:pPr>
+        <w:pStyle w:val="ListBullet"/>
+      </w:pPr>
+      <w:r>
+        <w:t>소스 전송 범위 및 로그 저장 범위는 별도 정책 필요</w:t>
+      </w:r>
+    </w:p>
+    <w:p/>
+    <w:p>
+      <w:r>
+        <w:t>---</w:t>
+      </w:r>
+    </w:p>
+    <w:p/>
+    <w:p>
+      <w:pPr>
+        <w:pStyle w:val="Heading1"/>
+      </w:pPr>
+      <w:r>
+        <w:t>2. 시스템 시각화</w:t>
+      </w:r>
+    </w:p>
+    <w:p/>
+    <w:p>
+      <w:pPr>
+        <w:pStyle w:val="Heading2"/>
+      </w:pPr>
+      <w:r>
+        <w:t>2-1. 전체 구성도</w:t>
+      </w:r>
+    </w:p>
+    <w:p/>
+    <w:p>
+      <w:r>
+        <w:t>flowchart LR</w:t>
+      </w:r>
+    </w:p>
+    <w:p>
+      <w:r>
+        <w:t xml:space="preserve">    DEV[개발자] --&gt; O[오케스트레이터]</w:t>
+      </w:r>
+    </w:p>
+    <w:p>
+      <w:r>
+        <w:t xml:space="preserve">    O --&gt; W[Workspace Allocator]</w:t>
+      </w:r>
+    </w:p>
+    <w:p>
+      <w:r>
+        <w:t xml:space="preserve">    O --&gt; L[감사 로그 / 상태 저장]</w:t>
+      </w:r>
+    </w:p>
+    <w:p>
+      <w:r>
+        <w:t xml:space="preserve">    O --&gt; OW[Owner AI]</w:t>
+      </w:r>
+    </w:p>
+    <w:p>
+      <w:r>
+        <w:t xml:space="preserve">    O --&gt; RV[Reviewer AI]</w:t>
+      </w:r>
+    </w:p>
+    <w:p/>
+    <w:p>
+      <w:r>
+        <w:t xml:space="preserve">    subgraph 내부망</w:t>
+      </w:r>
+    </w:p>
+    <w:p>
+      <w:r>
+        <w:t xml:space="preserve">        G[내부 Git]</w:t>
+      </w:r>
+    </w:p>
+    <w:p>
+      <w:r>
+        <w:t xml:space="preserve">        J[Jenkins]</w:t>
+      </w:r>
+    </w:p>
+    <w:p>
+      <w:r>
+        <w:t xml:space="preserve">        WS[팀별 / 개인별 Workspace]</w:t>
+      </w:r>
+    </w:p>
+    <w:p>
+      <w:r>
+        <w:t xml:space="preserve">    end</w:t>
+      </w:r>
+    </w:p>
+    <w:p/>
+    <w:p>
+      <w:r>
+        <w:t xml:space="preserve">    subgraph 외부망</w:t>
+      </w:r>
+    </w:p>
+    <w:p>
+      <w:r>
+        <w:t xml:space="preserve">        API[외부 AI API / SaaS]</w:t>
+      </w:r>
+    </w:p>
+    <w:p>
+      <w:r>
+        <w:t xml:space="preserve">    end</w:t>
+      </w:r>
+    </w:p>
+    <w:p/>
+    <w:p>
+      <w:r>
+        <w:t xml:space="preserve">    OW --&gt; WS</w:t>
+      </w:r>
+    </w:p>
+    <w:p>
+      <w:r>
+        <w:t xml:space="preserve">    RV --&gt; WS</w:t>
+      </w:r>
+    </w:p>
+    <w:p>
+      <w:r>
+        <w:t xml:space="preserve">    WS --&gt; G</w:t>
+      </w:r>
+    </w:p>
+    <w:p>
+      <w:r>
+        <w:t xml:space="preserve">    G --&gt; J</w:t>
+      </w:r>
+    </w:p>
+    <w:p>
+      <w:r>
+        <w:t xml:space="preserve">    O --&gt; API</w:t>
+      </w:r>
+    </w:p>
+    <w:p>
+      <w:r>
+        <w:t xml:space="preserve">    OW --&gt; API</w:t>
+      </w:r>
+    </w:p>
+    <w:p>
+      <w:r>
+        <w:t xml:space="preserve">    RV --&gt; API</w:t>
+      </w:r>
+    </w:p>
+    <w:p>
+      <w:r>
+        <w:t xml:space="preserve">    J --&gt; O</w:t>
+      </w:r>
+    </w:p>
+    <w:p/>
+    <w:p>
+      <w:pPr>
+        <w:pStyle w:val="Heading2"/>
+      </w:pPr>
+      <w:r>
+        <w:t>2-2. 실제 동작 흐름</w:t>
+      </w:r>
+    </w:p>
+    <w:p/>
+    <w:p>
+      <w:r>
+        <w:t>flowchart TD</w:t>
+      </w:r>
+    </w:p>
+    <w:p>
+      <w:r>
+        <w:t xml:space="preserve">    A[작업 생성] --&gt; B[오케스트레이터가 Workspace 할당]</w:t>
+      </w:r>
+    </w:p>
+    <w:p>
+      <w:r>
+        <w:t xml:space="preserve">    B --&gt; C[Owner AI가 외부 AI 서비스 호출]</w:t>
+      </w:r>
+    </w:p>
+    <w:p>
+      <w:r>
+        <w:t xml:space="preserve">    C --&gt; D[코드 수정 및 내부 Git 브랜치 push]</w:t>
+      </w:r>
+    </w:p>
+    <w:p>
+      <w:r>
+        <w:t xml:space="preserve">    D --&gt; E[Jenkins 빌드/테스트 실행]</w:t>
+      </w:r>
+    </w:p>
+    <w:p>
+      <w:r>
+        <w:t xml:space="preserve">    E --&gt; F[Reviewer AI가 외부 AI 서비스 호출]</w:t>
+      </w:r>
+    </w:p>
+    <w:p>
+      <w:r>
+        <w:t xml:space="preserve">    F --&gt; G{승인 여부}</w:t>
+      </w:r>
+    </w:p>
+    <w:p>
+      <w:r>
+        <w:t xml:space="preserve">    G -- 승인 --&gt; H[PR 유지 / 완료]</w:t>
+      </w:r>
+    </w:p>
+    <w:p>
+      <w:r>
+        <w:t xml:space="preserve">    G -- 반려 --&gt; I[Owner 재작업]</w:t>
+      </w:r>
+    </w:p>
+    <w:p>
+      <w:r>
+        <w:t xml:space="preserve">    I --&gt; C</w:t>
+      </w:r>
+    </w:p>
+    <w:p/>
+    <w:p>
+      <w:pPr>
+        <w:pStyle w:val="Heading2"/>
+      </w:pPr>
+      <w:r>
+        <w:t>2-3. 역할 분리 구조</w:t>
+      </w:r>
+    </w:p>
+    <w:p/>
+    <w:p>
+      <w:r>
+        <w:t>flowchart LR</w:t>
+      </w:r>
+    </w:p>
+    <w:p>
+      <w:r>
+        <w:t xml:space="preserve">    subgraph 역할</w:t>
+      </w:r>
+    </w:p>
+    <w:p>
+      <w:r>
+        <w:t xml:space="preserve">        OW[Owner AI]</w:t>
+      </w:r>
+    </w:p>
+    <w:p>
+      <w:r>
+        <w:t xml:space="preserve">        RV[Reviewer AI]</w:t>
+      </w:r>
+    </w:p>
+    <w:p>
+      <w:r>
+        <w:t xml:space="preserve">        AR[Arbiter AI - 선택]</w:t>
+      </w:r>
+    </w:p>
+    <w:p>
+      <w:r>
+        <w:t xml:space="preserve">    end</w:t>
+      </w:r>
+    </w:p>
+    <w:p/>
+    <w:p>
+      <w:r>
+        <w:t xml:space="preserve">    OW --&gt;|코드 수정 / 테스트 / PR 생성| X[작업 브랜치]</w:t>
+      </w:r>
+    </w:p>
+    <w:p>
+      <w:r>
+        <w:t xml:space="preserve">    RV --&gt;|diff 검토 / 결과 검토 / 승인 반려| X</w:t>
+      </w:r>
+    </w:p>
+    <w:p>
+      <w:r>
+        <w:t xml:space="preserve">    AR --&gt;|충돌 시 판정| X</w:t>
+      </w:r>
+    </w:p>
+    <w:p/>
+    <w:p>
+      <w:r>
+        <w:t>---</w:t>
+      </w:r>
+    </w:p>
+    <w:p/>
+    <w:p>
+      <w:pPr>
+        <w:pStyle w:val="Heading1"/>
+      </w:pPr>
+      <w:r>
+        <w:t>3. 예상 비용</w:t>
+      </w:r>
+    </w:p>
+    <w:p/>
+    <w:p>
+      <w:pPr>
+        <w:pStyle w:val="Heading2"/>
+      </w:pPr>
+      <w:r>
+        <w:t>3-1. 초기 구축비(1회)</w:t>
+      </w:r>
+    </w:p>
+    <w:p/>
+    <w:p>
+      <w:r>
+        <w:t>| 항목 | 권장 구성 | 예상 비용 |</w:t>
+      </w:r>
+    </w:p>
+    <w:p>
+      <w:r>
+        <w:t>|---|---|---:|</w:t>
+      </w:r>
+    </w:p>
+    <w:p>
+      <w:r>
+        <w:t>| CPU 서버 | 내부 Git + Jenkins Controller + Orchestrator 운영용 | 700만 ~ 1,500만원 |</w:t>
+      </w:r>
+    </w:p>
+    <w:p>
+      <w:r>
+        <w:t>| 스토리지/백업 | NAS, 백업 스토리지, UPS 등 | 300만 ~ 800만원 |</w:t>
+      </w:r>
+    </w:p>
+    <w:p>
+      <w:r>
+        <w:t>| 구축 인건비 | MVP 2~4주, 연동/운영 화면 포함 | 1,500만 ~ 3,000만원 |</w:t>
+      </w:r>
+    </w:p>
+    <w:p>
+      <w:r>
+        <w:t>| **총 초기 구축비** | **외부망 연계형 기준** | **2,500만 ~ 5,300만원** |</w:t>
+      </w:r>
+    </w:p>
+    <w:p/>
+    <w:p>
+      <w:pPr>
+        <w:pStyle w:val="Heading2"/>
+      </w:pPr>
+      <w:r>
+        <w:t>3-2. 소프트웨어/라이선스 비용</w:t>
+      </w:r>
+    </w:p>
+    <w:p/>
+    <w:p>
+      <w:r>
+        <w:t>| 항목 | 비용 | 비고 |</w:t>
+      </w:r>
+    </w:p>
+    <w:p>
+      <w:r>
+        <w:t>|---|---:|---|</w:t>
+      </w:r>
+    </w:p>
+    <w:p>
+      <w:r>
+        <w:t>| Jenkins | 0원 | 오픈소스 |</w:t>
+      </w:r>
+    </w:p>
+    <w:p>
+      <w:r>
+        <w:t>| 내부 Git (Gitea Self-Managed) | 0원 | 오픈소스 self-hosted |</w:t>
+      </w:r>
+    </w:p>
+    <w:p>
+      <w:r>
+        <w:t>| 내부 Git (GitLab Self-Managed Free) | 0원부터 | Free 가능, Premium/Ultimate는 별도 좌석 과금 |</w:t>
+      </w:r>
+    </w:p>
+    <w:p>
+      <w:r>
+        <w:t>| GitHub Copilot Business | **$19 / 사용자 / 월** | 공식 좌석 과금 |</w:t>
+      </w:r>
+    </w:p>
+    <w:p>
+      <w:r>
+        <w:t>| OpenAI API (GPT-5.4) | 입력 **$2.50 / 1M tokens**, 출력 **$15 / 1M tokens** | 공식 사용량 과금 |</w:t>
+      </w:r>
+    </w:p>
+    <w:p/>
+    <w:p>
+      <w:pPr>
+        <w:pStyle w:val="Heading2"/>
+      </w:pPr>
+      <w:r>
+        <w:t>3-3. 월간 운영비</w:t>
+      </w:r>
+    </w:p>
+    <w:p/>
+    <w:p>
+      <w:r>
+        <w:t>| 구분 | 예상 비용 |</w:t>
+      </w:r>
+    </w:p>
+    <w:p>
+      <w:r>
+        <w:t>|---|---:|</w:t>
+      </w:r>
+    </w:p>
+    <w:p>
+      <w:r>
+        <w:t>| 인프라 운영비 | 50만 ~ 120만원/월 |</w:t>
+      </w:r>
+    </w:p>
+    <w:p>
+      <w:r>
+        <w:t>| 운영 인력 일부 포함 시 | 200만 ~ 500만원/월 |</w:t>
+      </w:r>
+    </w:p>
+    <w:p>
+      <w:r>
+        <w:t>| 외부 AI 사용료 | 사용량/좌석 수에 따라 별도 |</w:t>
+      </w:r>
+    </w:p>
+    <w:p/>
+    <w:p>
+      <w:pPr>
+        <w:pStyle w:val="Heading2"/>
+      </w:pPr>
+      <w:r>
+        <w:t>3-4. 연간 운영비</w:t>
+      </w:r>
+    </w:p>
+    <w:p/>
+    <w:p>
+      <w:r>
+        <w:t>| 구분 | 예상 비용 |</w:t>
+      </w:r>
+    </w:p>
+    <w:p>
+      <w:r>
+        <w:t>|---|---:|</w:t>
+      </w:r>
+    </w:p>
+    <w:p>
+      <w:r>
+        <w:t>| 인프라 운영비 | 600만 ~ 1,440만원/년 |</w:t>
+      </w:r>
+    </w:p>
+    <w:p>
+      <w:r>
+        <w:t>| 운영 인력 일부 포함 시 | 2,400만 ~ 6,000만원/년 |</w:t>
+      </w:r>
+    </w:p>
+    <w:p>
+      <w:r>
+        <w:t>| 외부 AI 사용료 | 사용량/좌석 수에 따라 별도 |</w:t>
+      </w:r>
+    </w:p>
+    <w:p/>
+    <w:p>
+      <w:pPr>
+        <w:pStyle w:val="Heading2"/>
+      </w:pPr>
+      <w:r>
+        <w:t>3-5. 세부 견적 예시</w:t>
+      </w:r>
+    </w:p>
+    <w:p/>
+    <w:p>
+      <w:r>
+        <w:t>| 항목 | 수량 | 단가(예상) | 합계(예상) | 비고 |</w:t>
+      </w:r>
+    </w:p>
+    <w:p>
+      <w:r>
+        <w:t>|---|---:|---:|---:|---|</w:t>
+      </w:r>
+    </w:p>
+    <w:p>
+      <w:r>
+        <w:t>| CPU 서버 | 1 | 700만 ~ 1,500만원 | 700만 ~ 1,500만원 | Git + Jenkins + Orchestrator |</w:t>
+      </w:r>
+    </w:p>
+    <w:p>
+      <w:r>
+        <w:t>| NAS/백업 스토리지 | 1식 | 200만 ~ 500만원 | 200만 ~ 500만원 | 백업/감사 로그 저장 |</w:t>
+      </w:r>
+    </w:p>
+    <w:p>
+      <w:r>
+        <w:t>| UPS | 1식 | 100만 ~ 300만원 | 100만 ~ 300만원 | 정전 보호 |</w:t>
+      </w:r>
+    </w:p>
+    <w:p>
+      <w:r>
+        <w:t>| 네트워크/부대자재 | 1식 | 50만 ~ 200만원 | 50만 ~ 200만원 | 방화벽 정책, 케이블, 자재 |</w:t>
+      </w:r>
+    </w:p>
+    <w:p>
+      <w:r>
+        <w:t>| 구축 인건비 | 1식 | 1,500만 ~ 3,000만원 | 1,500만 ~ 3,000만원 | MVP 2~4주 기준 |</w:t>
+      </w:r>
+    </w:p>
+    <w:p>
+      <w:r>
+        <w:t>| **총합** |  |  | **2,550만 ~ 5,500만원** | 세부 견적 합산 예시 |</w:t>
+      </w:r>
+    </w:p>
+    <w:p/>
+    <w:p>
+      <w:pPr>
+        <w:pStyle w:val="Heading2"/>
+      </w:pPr>
+      <w:r>
+        <w:t>3-6. 외부 AI 사용료 예시</w:t>
+      </w:r>
+    </w:p>
+    <w:p/>
+    <w:p>
+      <w:r>
+        <w:t>#### 좌석형 예시</w:t>
+      </w:r>
+    </w:p>
+    <w:p>
+      <w:pPr>
+        <w:pStyle w:val="ListBullet"/>
+      </w:pPr>
+      <w:r>
+        <w:t>**GitHub Copilot Business**: 공식 가격 **$19 / 사용자 / 월**</w:t>
+      </w:r>
+    </w:p>
+    <w:p>
+      <w:pPr>
+        <w:pStyle w:val="ListBullet"/>
+      </w:pPr>
+      <w:r>
+        <w:t>예시: 50명 기준 **$950 / 월**, **$11,400 / 년** + 환율/세금 별도</w:t>
+      </w:r>
+    </w:p>
+    <w:p/>
+    <w:p>
+      <w:r>
+        <w:t>#### 사용량형 예시</w:t>
+      </w:r>
+    </w:p>
+    <w:p>
+      <w:pPr>
+        <w:pStyle w:val="ListBullet"/>
+      </w:pPr>
+      <w:r>
+        <w:t>**OpenAI GPT-5.4 공식 가격**</w:t>
+      </w:r>
+    </w:p>
+    <w:p>
+      <w:r>
+        <w:t xml:space="preserve">  - 입력: **$2.50 / 1M tokens**</w:t>
+      </w:r>
+    </w:p>
+    <w:p>
+      <w:r>
+        <w:t xml:space="preserve">  - 출력: **$15.00 / 1M tokens**</w:t>
+      </w:r>
+    </w:p>
+    <w:p>
+      <w:pPr>
+        <w:pStyle w:val="ListBullet"/>
+      </w:pPr>
+      <w:r>
+        <w:t>예시: 월 **100M input + 20M output** 사용 시</w:t>
+      </w:r>
+    </w:p>
+    <w:p>
+      <w:r>
+        <w:t xml:space="preserve">  - 입력 비용: **$250 / 월**</w:t>
+      </w:r>
+    </w:p>
+    <w:p>
+      <w:r>
+        <w:t xml:space="preserve">  - 출력 비용: **$300 / 월**</w:t>
+      </w:r>
+    </w:p>
+    <w:p>
+      <w:r>
+        <w:t xml:space="preserve">  - 합계: **$550 / 월**, **$6,600 / 년** + 환율/세금 별도</w:t>
+      </w:r>
+    </w:p>
+    <w:p/>
+    <w:p>
+      <w:r>
+        <w:t>권장안:</w:t>
+      </w:r>
+    </w:p>
+    <w:p>
+      <w:pPr>
+        <w:pStyle w:val="ListBullet"/>
+      </w:pPr>
+      <w:r>
+        <w:t>초기 비용을 줄이려면 **외부망 연계형**이 유리</w:t>
+      </w:r>
+    </w:p>
+    <w:p>
+      <w:pPr>
+        <w:pStyle w:val="ListBullet"/>
+      </w:pPr>
+      <w:r>
+        <w:t>대신 외부 AI 사용료가 매월 발생</w:t>
+      </w:r>
+    </w:p>
+    <w:p>
+      <w:pPr>
+        <w:pStyle w:val="ListBullet"/>
+      </w:pPr>
+      <w:r>
+        <w:t>보안/계약/데이터 반출 통제가 가능한 경우에만 적합</w:t>
+      </w:r>
+    </w:p>
+    <w:p/>
+    <w:p>
+      <w:r>
+        <w:t>---</w:t>
+      </w:r>
+    </w:p>
+    <w:p/>
+    <w:p>
+      <w:pPr>
+        <w:pStyle w:val="Heading1"/>
+      </w:pPr>
+      <w:r>
+        <w:t>4. 구축 방법</w:t>
+      </w:r>
+    </w:p>
+    <w:p/>
+    <w:p>
+      <w:pPr>
+        <w:pStyle w:val="Heading2"/>
+      </w:pPr>
+      <w:r>
+        <w:t>단계별 구축</w:t>
+      </w:r>
+    </w:p>
+    <w:p/>
+    <w:p>
+      <w:r>
+        <w:t>#### 1단계: Reviewer 우선 도입</w:t>
+      </w:r>
+    </w:p>
+    <w:p>
+      <w:pPr>
+        <w:pStyle w:val="ListBullet"/>
+      </w:pPr>
+      <w:r>
+        <w:t>diff 읽기</w:t>
+      </w:r>
+    </w:p>
+    <w:p>
+      <w:pPr>
+        <w:pStyle w:val="ListBullet"/>
+      </w:pPr>
+      <w:r>
+        <w:t>테스트 실행</w:t>
+      </w:r>
+    </w:p>
+    <w:p>
+      <w:pPr>
+        <w:pStyle w:val="ListBullet"/>
+      </w:pPr>
+      <w:r>
+        <w:t>리뷰 결과 생성</w:t>
+      </w:r>
+    </w:p>
+    <w:p>
+      <w:pPr>
+        <w:pStyle w:val="ListBullet"/>
+      </w:pPr>
+      <w:r>
+        <w:t>외부 AI API 연동</w:t>
+      </w:r>
+    </w:p>
+    <w:p/>
+    <w:p>
+      <w:r>
+        <w:t>#### 2단계: Owner 기능 추가</w:t>
+      </w:r>
+    </w:p>
+    <w:p>
+      <w:pPr>
+        <w:pStyle w:val="ListBullet"/>
+      </w:pPr>
+      <w:r>
+        <w:t>작업 브랜치 수정</w:t>
+      </w:r>
+    </w:p>
+    <w:p>
+      <w:pPr>
+        <w:pStyle w:val="ListBullet"/>
+      </w:pPr>
+      <w:r>
+        <w:t>테스트 실행</w:t>
+      </w:r>
+    </w:p>
+    <w:p>
+      <w:pPr>
+        <w:pStyle w:val="ListBullet"/>
+      </w:pPr>
+      <w:r>
+        <w:t>PR 생성</w:t>
+      </w:r>
+    </w:p>
+    <w:p/>
+    <w:p>
+      <w:r>
+        <w:t>#### 3단계: 승인/반려 루프 구축</w:t>
+      </w:r>
+    </w:p>
+    <w:p>
+      <w:pPr>
+        <w:pStyle w:val="ListBullet"/>
+      </w:pPr>
+      <w:r>
+        <w:t>Owner 작업 -&gt; Reviewer 검토 -&gt; 승인/반려</w:t>
+      </w:r>
+    </w:p>
+    <w:p>
+      <w:pPr>
+        <w:pStyle w:val="ListBullet"/>
+      </w:pPr>
+      <w:r>
+        <w:t>재작업 자동화</w:t>
+      </w:r>
+    </w:p>
+    <w:p/>
+    <w:p>
+      <w:r>
+        <w:t>#### 4단계: 확대 적용</w:t>
+      </w:r>
+    </w:p>
+    <w:p>
+      <w:pPr>
+        <w:pStyle w:val="ListBullet"/>
+      </w:pPr>
+      <w:r>
+        <w:t>팀별 workspace 분리</w:t>
+      </w:r>
+    </w:p>
+    <w:p>
+      <w:pPr>
+        <w:pStyle w:val="ListBullet"/>
+      </w:pPr>
+      <w:r>
+        <w:t>여러 저장소 확장</w:t>
+      </w:r>
+    </w:p>
+    <w:p>
+      <w:pPr>
+        <w:pStyle w:val="ListBullet"/>
+      </w:pPr>
+      <w:r>
+        <w:t>필요 시 Arbiter AI 도입</w:t>
+      </w:r>
+    </w:p>
+    <w:p/>
+    <w:p>
+      <w:r>
+        <w:t>---</w:t>
+      </w:r>
+    </w:p>
+    <w:p/>
+    <w:p>
+      <w:pPr>
+        <w:pStyle w:val="Heading1"/>
+      </w:pPr>
+      <w:r>
+        <w:t>5. 장점</w:t>
+      </w:r>
+    </w:p>
+    <w:p/>
+    <w:p>
+      <w:pPr>
+        <w:pStyle w:val="ListBullet"/>
+      </w:pPr>
+      <w:r>
+        <w:t>초기 인프라 비용이 폐쇄망 GPU 서버 방식보다 낮음</w:t>
+      </w:r>
+    </w:p>
+    <w:p>
+      <w:pPr>
+        <w:pStyle w:val="ListBullet"/>
+      </w:pPr>
+      <w:r>
+        <w:t>GPU 서버 없이도 시작 가능</w:t>
+      </w:r>
+    </w:p>
+    <w:p>
+      <w:pPr>
+        <w:pStyle w:val="ListBullet"/>
+      </w:pPr>
+      <w:r>
+        <w:t>최신 상용 모델을 바로 활용 가능</w:t>
+      </w:r>
+    </w:p>
+    <w:p>
+      <w:pPr>
+        <w:pStyle w:val="ListBullet"/>
+      </w:pPr>
+      <w:r>
+        <w:t>도입 속도가 빠름</w:t>
+      </w:r>
+    </w:p>
+    <w:p>
+      <w:pPr>
+        <w:pStyle w:val="ListBullet"/>
+      </w:pPr>
+      <w:r>
+        <w:t>운영 난이도가 상대적으로 낮음</w:t>
+      </w:r>
+    </w:p>
+    <w:p/>
+    <w:p>
+      <w:r>
+        <w:t>---</w:t>
+      </w:r>
+    </w:p>
+    <w:p/>
+    <w:p>
+      <w:pPr>
+        <w:pStyle w:val="Heading1"/>
+      </w:pPr>
+      <w:r>
+        <w:t>6. 단점 및 리스크</w:t>
+      </w:r>
+    </w:p>
+    <w:p/>
+    <w:p>
+      <w:pPr>
+        <w:pStyle w:val="ListBullet"/>
+      </w:pPr>
+      <w:r>
+        <w:t>소스/로그 일부가 외부 AI 서비스로 전송될 수 있음</w:t>
+      </w:r>
+    </w:p>
+    <w:p>
+      <w:pPr>
+        <w:pStyle w:val="ListBullet"/>
+      </w:pPr>
+      <w:r>
+        <w:t>계약/보안/개인정보/반출 통제 검토 필요</w:t>
+      </w:r>
+    </w:p>
+    <w:p>
+      <w:pPr>
+        <w:pStyle w:val="ListBullet"/>
+      </w:pPr>
+      <w:r>
+        <w:t>API 사용량 증가 시 월 비용이 지속적으로 증가</w:t>
+      </w:r>
+    </w:p>
+    <w:p>
+      <w:pPr>
+        <w:pStyle w:val="ListBullet"/>
+      </w:pPr>
+      <w:r>
+        <w:t>외부 서비스 장애 시 업무 영향 가능</w:t>
+      </w:r>
+    </w:p>
+    <w:p>
+      <w:pPr>
+        <w:pStyle w:val="ListBullet"/>
+      </w:pPr>
+      <w:r>
+        <w:t>AI 결과를 사람이 최종 검토해야 함</w:t>
+      </w:r>
+    </w:p>
+    <w:p/>
+    <w:p>
+      <w:pPr>
+        <w:pStyle w:val="Heading2"/>
+      </w:pPr>
+      <w:r>
+        <w:t>대응 방안</w:t>
+      </w:r>
+    </w:p>
+    <w:p>
+      <w:pPr>
+        <w:pStyle w:val="ListBullet"/>
+      </w:pPr>
+      <w:r>
+        <w:t>전송 가능한 데이터 범위 문서화</w:t>
+      </w:r>
+    </w:p>
+    <w:p>
+      <w:pPr>
+        <w:pStyle w:val="ListBullet"/>
+      </w:pPr>
+      <w:r>
+        <w:t>민감 저장소 제외 정책 적용</w:t>
+      </w:r>
+    </w:p>
+    <w:p>
+      <w:pPr>
+        <w:pStyle w:val="ListBullet"/>
+      </w:pPr>
+      <w:r>
+        <w:t>branch/PR 기반 운영</w:t>
+      </w:r>
+    </w:p>
+    <w:p>
+      <w:pPr>
+        <w:pStyle w:val="ListBullet"/>
+      </w:pPr>
+      <w:r>
+        <w:t>Jenkins 결과 없는 완료 금지</w:t>
+      </w:r>
+    </w:p>
+    <w:p>
+      <w:pPr>
+        <w:pStyle w:val="ListBullet"/>
+      </w:pPr>
+      <w:r>
+        <w:t>작업 이력/승인 이력 전부 기록</w:t>
+      </w:r>
+    </w:p>
+    <w:p>
+      <w:pPr>
+        <w:pStyle w:val="ListBullet"/>
+      </w:pPr>
+      <w:r>
+        <w:t>외부 AI 장애 시 Reviewer-only 또는 수동 모드 fallback 준비</w:t>
+      </w:r>
+    </w:p>
+    <w:p/>
+    <w:p>
+      <w:r>
+        <w:t>---</w:t>
+      </w:r>
+    </w:p>
+    <w:p/>
+    <w:p>
+      <w:pPr>
+        <w:pStyle w:val="Heading1"/>
+      </w:pPr>
+      <w:r>
+        <w:t>7. 어떻게 사용하는지</w:t>
+      </w:r>
+    </w:p>
+    <w:p/>
+    <w:p>
+      <w:r>
+        <w:t>1. 개발자가 작업 생성</w:t>
+      </w:r>
+    </w:p>
+    <w:p>
+      <w:r>
+        <w:t>2. 시스템이 workspace 할당</w:t>
+      </w:r>
+    </w:p>
+    <w:p>
+      <w:r>
+        <w:t>3. Owner AI가 외부 AI 서비스 호출 후 코드 수정 및 테스트 수행</w:t>
+      </w:r>
+    </w:p>
+    <w:p>
+      <w:r>
+        <w:t>4. Jenkins가 빌드/테스트 실행</w:t>
+      </w:r>
+    </w:p>
+    <w:p>
+      <w:r>
+        <w:t>5. Reviewer AI가 외부 AI 서비스 호출 후 결과 검토</w:t>
+      </w:r>
+    </w:p>
+    <w:p>
+      <w:r>
+        <w:t>6. 승인 시 PR 유지, 반려 시 재작업</w:t>
+      </w:r>
+    </w:p>
+    <w:p/>
+    <w:p>
+      <w:r>
+        <w:t xml:space="preserve">즉, 개발자를 대체하는 구조가 아니라  </w:t>
+      </w:r>
+    </w:p>
+    <w:p>
+      <w:r>
+        <w:t>**개발자의 반복 작업을 줄이고 검토 보조를 제공하는 구조**로 운영합니다.</w:t>
+      </w:r>
+    </w:p>
+    <w:p/>
+    <w:p>
+      <w:r>
+        <w:t>---</w:t>
+      </w:r>
+    </w:p>
+    <w:p/>
+    <w:p>
+      <w:pPr>
+        <w:pStyle w:val="Heading1"/>
+      </w:pPr>
+      <w:r>
+        <w:t>8. 필요한 장비</w:t>
+      </w:r>
+    </w:p>
+    <w:p/>
+    <w:p>
+      <w:pPr>
+        <w:pStyle w:val="Heading2"/>
+      </w:pPr>
+      <w:r>
+        <w:t>최소 권장 장비</w:t>
+      </w:r>
+    </w:p>
+    <w:p>
+      <w:pPr>
+        <w:pStyle w:val="ListBullet"/>
+      </w:pPr>
+      <w:r>
+        <w:t>**CPU 서버 1대**</w:t>
+      </w:r>
+    </w:p>
+    <w:p>
+      <w:r>
+        <w:t xml:space="preserve">  - 내부 Git 서버</w:t>
+      </w:r>
+    </w:p>
+    <w:p>
+      <w:r>
+        <w:t xml:space="preserve">  - Jenkins Controller</w:t>
+      </w:r>
+    </w:p>
+    <w:p>
+      <w:r>
+        <w:t xml:space="preserve">  - 오케스트레이터 운영</w:t>
+      </w:r>
+    </w:p>
+    <w:p>
+      <w:pPr>
+        <w:pStyle w:val="ListBullet"/>
+      </w:pPr>
+      <w:r>
+        <w:t>NAS 또는 백업 스토리지</w:t>
+      </w:r>
+    </w:p>
+    <w:p>
+      <w:pPr>
+        <w:pStyle w:val="ListBullet"/>
+      </w:pPr>
+      <w:r>
+        <w:t>UPS</w:t>
+      </w:r>
+    </w:p>
+    <w:p>
+      <w:pPr>
+        <w:pStyle w:val="ListBullet"/>
+      </w:pPr>
+      <w:r>
+        <w:t>외부 AI API 사용 가능한 네트워크 정책</w:t>
+      </w:r>
+    </w:p>
+    <w:p/>
+    <w:p>
+      <w:pPr>
+        <w:pStyle w:val="Heading2"/>
+      </w:pPr>
+      <w:r>
+        <w:t>권장 운영 장비 구성</w:t>
+      </w:r>
+    </w:p>
+    <w:p>
+      <w:pPr>
+        <w:pStyle w:val="ListBullet"/>
+      </w:pPr>
+      <w:r>
+        <w:t>**CPU 서버 1대 + 내부 백업 장비**</w:t>
+      </w:r>
+    </w:p>
+    <w:p>
+      <w:pPr>
+        <w:pStyle w:val="ListBullet"/>
+      </w:pPr>
+      <w:r>
+        <w:t>팀 1개 / 저장소 1개 MVP 운영 가능 수준</w:t>
+      </w:r>
+    </w:p>
+    <w:p>
+      <w:pPr>
+        <w:pStyle w:val="ListBullet"/>
+      </w:pPr>
+      <w:r>
+        <w:t>외부 AI 연동을 위한 방화벽/프록시 정책 필요</w:t>
+      </w:r>
+    </w:p>
+    <w:p/>
+    <w:p>
+      <w:pPr>
+        <w:pStyle w:val="Heading2"/>
+      </w:pPr>
+      <w:r>
+        <w:t>운영 환경</w:t>
+      </w:r>
+    </w:p>
+    <w:p>
+      <w:pPr>
+        <w:pStyle w:val="ListBullet"/>
+      </w:pPr>
+      <w:r>
+        <w:t>내부 Git/Jenkins 유지</w:t>
+      </w:r>
+    </w:p>
+    <w:p>
+      <w:pPr>
+        <w:pStyle w:val="ListBullet"/>
+      </w:pPr>
+      <w:r>
+        <w:t>외부 AI 서비스 호출 가능 환경</w:t>
+      </w:r>
+    </w:p>
+    <w:p>
+      <w:pPr>
+        <w:pStyle w:val="ListBullet"/>
+      </w:pPr>
+      <w:r>
+        <w:t>작업/로그/승인 이력 저장용 서버 또는 DB</w:t>
+      </w:r>
+    </w:p>
+    <w:p/>
+    <w:p>
+      <w:r>
+        <w:t>---</w:t>
+      </w:r>
+    </w:p>
+    <w:p/>
+    <w:p>
+      <w:pPr>
+        <w:pStyle w:val="Heading1"/>
+      </w:pPr>
+      <w:r>
+        <w:t>9. PPT 1장 발표용 요약 문구</w:t>
+      </w:r>
+    </w:p>
+    <w:p/>
+    <w:p>
+      <w:pPr>
+        <w:pStyle w:val="Heading2"/>
+      </w:pPr>
+      <w:r>
+        <w:t>제목</w:t>
+      </w:r>
+    </w:p>
+    <w:p>
+      <w:r>
         <w:t>외부망 연계 AI 개발지원 시스템 구축 검토안</w:t>
       </w:r>
     </w:p>
@@ -16,19 +1225,81 @@
         <w:pStyle w:val="Heading2"/>
       </w:pPr>
       <w:r>
-        <w:t>1. 시스템 소개</w:t>
+        <w:t>배경</w:t>
+      </w:r>
+    </w:p>
+    <w:p>
+      <w:pPr>
+        <w:pStyle w:val="ListBullet"/>
+      </w:pPr>
+      <w:r>
+        <w:t>반복적인 코드 리뷰, 테스트 확인, 브랜치 작업 부담 증가</w:t>
+      </w:r>
+    </w:p>
+    <w:p>
+      <w:pPr>
+        <w:pStyle w:val="ListBullet"/>
+      </w:pPr>
+      <w:r>
+        <w:t>GPU 서버 기반 내부 AI보다 빠른 도입 가능</w:t>
+      </w:r>
+    </w:p>
+    <w:p>
+      <w:pPr>
+        <w:pStyle w:val="ListBullet"/>
+      </w:pPr>
+      <w:r>
+        <w:t>외부 상용 AI 활용 시 최신 모델 접근 가능</w:t>
       </w:r>
     </w:p>
     <w:p/>
     <w:p>
-      <w:r>
-        <w:t>본 검토안은 내부 Git/Jenkins는 유지하되, AI 모델은 외부망 API 또는 외부 서비스와 연계하여 사용하는 개발지원 시스템 구축 제안입니다.</w:t>
+      <w:pPr>
+        <w:pStyle w:val="Heading2"/>
+      </w:pPr>
+      <w:r>
+        <w:t>제안 내용</w:t>
+      </w:r>
+    </w:p>
+    <w:p>
+      <w:pPr>
+        <w:pStyle w:val="ListBullet"/>
+      </w:pPr>
+      <w:r>
+        <w:t>Owner AI: 코드 수정 / 테스트 / PR 생성 지원</w:t>
+      </w:r>
+    </w:p>
+    <w:p>
+      <w:pPr>
+        <w:pStyle w:val="ListBullet"/>
+      </w:pPr>
+      <w:r>
+        <w:t>Reviewer AI: 변경사항 검토 / 승인·반려 판단 지원</w:t>
+      </w:r>
+    </w:p>
+    <w:p>
+      <w:pPr>
+        <w:pStyle w:val="ListBullet"/>
+      </w:pPr>
+      <w:r>
+        <w:t>내부 Git / Jenkins 연동</w:t>
+      </w:r>
+    </w:p>
+    <w:p>
+      <w:pPr>
+        <w:pStyle w:val="ListBullet"/>
+      </w:pPr>
+      <w:r>
+        <w:t>외부 AI API 또는 SaaS 연계</w:t>
       </w:r>
     </w:p>
     <w:p/>
     <w:p>
-      <w:r>
-        <w:t>구성 개념:</w:t>
+      <w:pPr>
+        <w:pStyle w:val="Heading2"/>
+      </w:pPr>
+      <w:r>
+        <w:t>기대 효과</w:t>
       </w:r>
     </w:p>
     <w:p>
@@ -36,7 +1307,7 @@
         <w:pStyle w:val="ListBullet"/>
       </w:pPr>
       <w:r>
-        <w:t>Owner AI: 코드 수정, 테스트 실행, PR 생성 지원</w:t>
+        <w:t>초기 구축비 절감</w:t>
       </w:r>
     </w:p>
     <w:p>
@@ -44,7 +1315,7 @@
         <w:pStyle w:val="ListBullet"/>
       </w:pPr>
       <w:r>
-        <w:t>Reviewer AI: 변경사항 검토, 테스트 결과 확인, 승인/반려 판단 지원</w:t>
+        <w:t>도입 속도 향상</w:t>
       </w:r>
     </w:p>
     <w:p>
@@ -52,7 +1323,16 @@
         <w:pStyle w:val="ListBullet"/>
       </w:pPr>
       <w:r>
-        <w:t>Orchestrator: 작업 배정, workspace 할당, 상태 관리, 감사 로그 저장</w:t>
+        <w:t>최신 모델 활용 가능</w:t>
+      </w:r>
+    </w:p>
+    <w:p/>
+    <w:p>
+      <w:pPr>
+        <w:pStyle w:val="Heading2"/>
+      </w:pPr>
+      <w:r>
+        <w:t>비용</w:t>
       </w:r>
     </w:p>
     <w:p>
@@ -60,7 +1340,7 @@
         <w:pStyle w:val="ListBullet"/>
       </w:pPr>
       <w:r>
-        <w:t>내부 Git / Jenkins 연동: branch/PR 기준 빌드 및 테스트 자동화</w:t>
+        <w:t>초기 구축비: **2,500만 ~ 5,300만원**</w:t>
       </w:r>
     </w:p>
     <w:p>
@@ -68,13 +1348,24 @@
         <w:pStyle w:val="ListBullet"/>
       </w:pPr>
       <w:r>
-        <w:t>외부 AI 서비스 연계: OpenAI API, GitHub Copilot Business 등 외부 서비스 활용 가능</w:t>
+        <w:t>월간 인프라 운영비: **50만 ~ 120만원**</w:t>
+      </w:r>
+    </w:p>
+    <w:p>
+      <w:pPr>
+        <w:pStyle w:val="ListBullet"/>
+      </w:pPr>
+      <w:r>
+        <w:t>외부 AI 사용료: **좌석형 또는 사용량형 별도**</w:t>
       </w:r>
     </w:p>
     <w:p/>
     <w:p>
-      <w:r>
-        <w:t>운영 전제:</w:t>
+      <w:pPr>
+        <w:pStyle w:val="Heading2"/>
+      </w:pPr>
+      <w:r>
+        <w:t>제안</w:t>
       </w:r>
     </w:p>
     <w:p>
@@ -82,7 +1373,7 @@
         <w:pStyle w:val="ListBullet"/>
       </w:pPr>
       <w:r>
-        <w:t>내부 Git/Jenkins는 사내에 유지</w:t>
+        <w:t>CPU 서버 1대 + 내부 Git/Jenkins 유지</w:t>
       </w:r>
     </w:p>
     <w:p>
@@ -90,7 +1381,7 @@
         <w:pStyle w:val="ListBullet"/>
       </w:pPr>
       <w:r>
-        <w:t>AI 관련 요청만 외부망 연동</w:t>
+        <w:t>저장소 1개, 팀 1개 기준 MVP부터 단계 도입 검토</w:t>
       </w:r>
     </w:p>
     <w:p>
@@ -98,1473 +1389,514 @@
         <w:pStyle w:val="ListBullet"/>
       </w:pPr>
       <w:r>
-        <w:t>소스 전송 범위 및 로그 저장 범위는 별도 정책 필요</w:t>
+        <w:t>데이터 반출 범위 통제 정책을 전제로 진행</w:t>
       </w:r>
     </w:p>
     <w:p/>
+    <w:p>
+      <w:pPr>
+        <w:pStyle w:val="Heading2"/>
+      </w:pPr>
+      <w:r>
+        <w:t>회의용 한 줄</w:t>
+      </w:r>
+    </w:p>
+    <w:p>
+      <w:r>
+        <w:t>외부망 연계형은 초기 구축비가 낮고 빠르게 도입할 수 있지만, **외부 AI 사용료와 소스 전송 범위 통제**가 핵심 조건입니다.</w:t>
+      </w:r>
+    </w:p>
     <w:p/>
+    <w:p>
+      <w:r>
+        <w:t>---</w:t>
+      </w:r>
+    </w:p>
     <w:p/>
     <w:p>
       <w:pPr>
+        <w:pStyle w:val="Heading1"/>
+      </w:pPr>
+      <w:r>
+        <w:t>10. 추진 일정표</w:t>
+      </w:r>
+    </w:p>
+    <w:p/>
+    <w:p>
+      <w:pPr>
         <w:pStyle w:val="Heading2"/>
       </w:pPr>
       <w:r>
-        <w:t>2. 시스템 시각화</w:t>
+        <w:t>2주 MVP 일정표</w:t>
       </w:r>
     </w:p>
     <w:p/>
     <w:p>
-      <w:pPr>
-        <w:pStyle w:val="Heading3"/>
-      </w:pPr>
-      <w:r>
-        <w:t>2-1. 전체 구성도</w:t>
+      <w:r>
+        <w:t>| 주차 | 작업 내용 | 산출물 |</w:t>
+      </w:r>
+    </w:p>
+    <w:p>
+      <w:r>
+        <w:t>|---|---|---|</w:t>
+      </w:r>
+    </w:p>
+    <w:p>
+      <w:r>
+        <w:t>| 1주차 | CPU 서버 준비, Git/Jenkins 연동, 외부 AI API 연결, Reviewer 기능 구현 | 리뷰 결과 생성 가능 |</w:t>
+      </w:r>
+    </w:p>
+    <w:p>
+      <w:r>
+        <w:t>| 2주차 | Owner 기능 추가, branch 작업, PR 생성, 승인/반려 루프 연결 | 저장소 1개 기준 MVP 동작 |</w:t>
       </w:r>
     </w:p>
     <w:p/>
     <w:p>
-      <w:r>
-        <w:rPr>
-          <w:rFonts w:ascii="Consolas" w:hAnsi="Consolas"/>
-          <w:sz w:val="18"/>
-        </w:rPr>
-        <w:t>flowchart LR</w:t>
-      </w:r>
-    </w:p>
-    <w:p>
-      <w:r>
-        <w:rPr>
-          <w:rFonts w:ascii="Consolas" w:hAnsi="Consolas"/>
-          <w:sz w:val="18"/>
-        </w:rPr>
-        <w:t xml:space="preserve">    DEV[개발자] --&gt; O[오케스트레이터]</w:t>
-      </w:r>
-    </w:p>
-    <w:p>
-      <w:r>
-        <w:rPr>
-          <w:rFonts w:ascii="Consolas" w:hAnsi="Consolas"/>
-          <w:sz w:val="18"/>
-        </w:rPr>
-        <w:t xml:space="preserve">    O --&gt; W[Workspace Allocator]</w:t>
-      </w:r>
-    </w:p>
-    <w:p>
-      <w:r>
-        <w:rPr>
-          <w:rFonts w:ascii="Consolas" w:hAnsi="Consolas"/>
-          <w:sz w:val="18"/>
-        </w:rPr>
-        <w:t xml:space="preserve">    O --&gt; L[감사 로그 / 상태 저장]</w:t>
-      </w:r>
-    </w:p>
-    <w:p>
-      <w:r>
-        <w:rPr>
-          <w:rFonts w:ascii="Consolas" w:hAnsi="Consolas"/>
-          <w:sz w:val="18"/>
-        </w:rPr>
-        <w:t xml:space="preserve">    O --&gt; OW[Owner AI]</w:t>
-      </w:r>
-    </w:p>
-    <w:p>
-      <w:r>
-        <w:rPr>
-          <w:rFonts w:ascii="Consolas" w:hAnsi="Consolas"/>
-          <w:sz w:val="18"/>
-        </w:rPr>
-        <w:t xml:space="preserve">    O --&gt; RV[Reviewer AI]</w:t>
-      </w:r>
-    </w:p>
-    <w:p>
-      <w:r>
-        <w:rPr>
-          <w:rFonts w:ascii="Consolas" w:hAnsi="Consolas"/>
-          <w:sz w:val="18"/>
-        </w:rPr>
-      </w:r>
-    </w:p>
-    <w:p>
-      <w:r>
-        <w:rPr>
-          <w:rFonts w:ascii="Consolas" w:hAnsi="Consolas"/>
-          <w:sz w:val="18"/>
-        </w:rPr>
-        <w:t xml:space="preserve">    subgraph 내부망</w:t>
-      </w:r>
-    </w:p>
-    <w:p>
-      <w:r>
-        <w:rPr>
-          <w:rFonts w:ascii="Consolas" w:hAnsi="Consolas"/>
-          <w:sz w:val="18"/>
-        </w:rPr>
-        <w:t xml:space="preserve">        G[내부 Git]</w:t>
-      </w:r>
-    </w:p>
-    <w:p>
-      <w:r>
-        <w:rPr>
-          <w:rFonts w:ascii="Consolas" w:hAnsi="Consolas"/>
-          <w:sz w:val="18"/>
-        </w:rPr>
-        <w:t xml:space="preserve">        J[Jenkins]</w:t>
-      </w:r>
-    </w:p>
-    <w:p>
-      <w:r>
-        <w:rPr>
-          <w:rFonts w:ascii="Consolas" w:hAnsi="Consolas"/>
-          <w:sz w:val="18"/>
-        </w:rPr>
-        <w:t xml:space="preserve">        WS[팀별 / 개인별 Workspace]</w:t>
-      </w:r>
-    </w:p>
-    <w:p>
-      <w:r>
-        <w:rPr>
-          <w:rFonts w:ascii="Consolas" w:hAnsi="Consolas"/>
-          <w:sz w:val="18"/>
-        </w:rPr>
-        <w:t xml:space="preserve">    end</w:t>
-      </w:r>
-    </w:p>
-    <w:p>
-      <w:r>
-        <w:rPr>
-          <w:rFonts w:ascii="Consolas" w:hAnsi="Consolas"/>
-          <w:sz w:val="18"/>
-        </w:rPr>
-      </w:r>
-    </w:p>
-    <w:p>
-      <w:r>
-        <w:rPr>
-          <w:rFonts w:ascii="Consolas" w:hAnsi="Consolas"/>
-          <w:sz w:val="18"/>
-        </w:rPr>
-        <w:t xml:space="preserve">    subgraph 외부망</w:t>
-      </w:r>
-    </w:p>
-    <w:p>
-      <w:r>
-        <w:rPr>
-          <w:rFonts w:ascii="Consolas" w:hAnsi="Consolas"/>
-          <w:sz w:val="18"/>
-        </w:rPr>
-        <w:t xml:space="preserve">        API[외부 AI API / SaaS]</w:t>
-      </w:r>
-    </w:p>
-    <w:p>
-      <w:r>
-        <w:rPr>
-          <w:rFonts w:ascii="Consolas" w:hAnsi="Consolas"/>
-          <w:sz w:val="18"/>
-        </w:rPr>
-        <w:t xml:space="preserve">    end</w:t>
-      </w:r>
-    </w:p>
-    <w:p>
-      <w:r>
-        <w:rPr>
-          <w:rFonts w:ascii="Consolas" w:hAnsi="Consolas"/>
-          <w:sz w:val="18"/>
-        </w:rPr>
-      </w:r>
-    </w:p>
-    <w:p>
-      <w:r>
-        <w:rPr>
-          <w:rFonts w:ascii="Consolas" w:hAnsi="Consolas"/>
-          <w:sz w:val="18"/>
-        </w:rPr>
-        <w:t xml:space="preserve">    OW --&gt; WS</w:t>
-      </w:r>
-    </w:p>
-    <w:p>
-      <w:r>
-        <w:rPr>
-          <w:rFonts w:ascii="Consolas" w:hAnsi="Consolas"/>
-          <w:sz w:val="18"/>
-        </w:rPr>
-        <w:t xml:space="preserve">    RV --&gt; WS</w:t>
-      </w:r>
-    </w:p>
-    <w:p>
-      <w:r>
-        <w:rPr>
-          <w:rFonts w:ascii="Consolas" w:hAnsi="Consolas"/>
-          <w:sz w:val="18"/>
-        </w:rPr>
-        <w:t xml:space="preserve">    WS --&gt; G</w:t>
-      </w:r>
-    </w:p>
-    <w:p>
-      <w:r>
-        <w:rPr>
-          <w:rFonts w:ascii="Consolas" w:hAnsi="Consolas"/>
-          <w:sz w:val="18"/>
-        </w:rPr>
-        <w:t xml:space="preserve">    G --&gt; J</w:t>
-      </w:r>
-    </w:p>
-    <w:p>
-      <w:r>
-        <w:rPr>
-          <w:rFonts w:ascii="Consolas" w:hAnsi="Consolas"/>
-          <w:sz w:val="18"/>
-        </w:rPr>
-        <w:t xml:space="preserve">    O --&gt; API</w:t>
-      </w:r>
-    </w:p>
-    <w:p>
-      <w:r>
-        <w:rPr>
-          <w:rFonts w:ascii="Consolas" w:hAnsi="Consolas"/>
-          <w:sz w:val="18"/>
-        </w:rPr>
-        <w:t xml:space="preserve">    OW --&gt; API</w:t>
-      </w:r>
-    </w:p>
-    <w:p>
-      <w:r>
-        <w:rPr>
-          <w:rFonts w:ascii="Consolas" w:hAnsi="Consolas"/>
-          <w:sz w:val="18"/>
-        </w:rPr>
-        <w:t xml:space="preserve">    RV --&gt; API</w:t>
-      </w:r>
-    </w:p>
-    <w:p>
-      <w:r>
-        <w:rPr>
-          <w:rFonts w:ascii="Consolas" w:hAnsi="Consolas"/>
-          <w:sz w:val="18"/>
-        </w:rPr>
-        <w:t xml:space="preserve">    J --&gt; O</w:t>
+      <w:pPr>
+        <w:pStyle w:val="Heading2"/>
+      </w:pPr>
+      <w:r>
+        <w:t>4주 확장 일정표</w:t>
       </w:r>
     </w:p>
     <w:p/>
     <w:p>
-      <w:pPr>
-        <w:pStyle w:val="Heading3"/>
-      </w:pPr>
-      <w:r>
-        <w:t>2-2. 실제 동작 흐름</w:t>
+      <w:r>
+        <w:t>| 주차 | 작업 내용 | 산출물 |</w:t>
+      </w:r>
+    </w:p>
+    <w:p>
+      <w:r>
+        <w:t>|---|---|---|</w:t>
+      </w:r>
+    </w:p>
+    <w:p>
+      <w:r>
+        <w:t>| 1주차 | CPU 서버/네트워크 정책 정리, Git/Jenkins 연동 | 기본 인프라 준비 |</w:t>
+      </w:r>
+    </w:p>
+    <w:p>
+      <w:r>
+        <w:t>| 2주차 | Reviewer 도입, diff/test 기반 리뷰 | Reviewer MVP |</w:t>
+      </w:r>
+    </w:p>
+    <w:p>
+      <w:r>
+        <w:t>| 3주차 | Owner 도입, branch 수정/test/push/PR 생성 | Owner MVP |</w:t>
+      </w:r>
+    </w:p>
+    <w:p>
+      <w:r>
+        <w:t>| 4주차 | workspace allocator, 감사 로그, 운영 화면 정리 | 팀 단위 시범 운영 가능 |</w:t>
       </w:r>
     </w:p>
     <w:p/>
     <w:p>
       <w:r>
-        <w:rPr>
-          <w:rFonts w:ascii="Consolas" w:hAnsi="Consolas"/>
-          <w:sz w:val="18"/>
-        </w:rPr>
-        <w:t>flowchart TD</w:t>
-      </w:r>
-    </w:p>
-    <w:p>
-      <w:r>
-        <w:rPr>
-          <w:rFonts w:ascii="Consolas" w:hAnsi="Consolas"/>
-          <w:sz w:val="18"/>
-        </w:rPr>
-        <w:t xml:space="preserve">    A[작업 생성] --&gt; B[오케스트레이터가 Workspace 할당]</w:t>
-      </w:r>
-    </w:p>
-    <w:p>
-      <w:r>
-        <w:rPr>
-          <w:rFonts w:ascii="Consolas" w:hAnsi="Consolas"/>
-          <w:sz w:val="18"/>
-        </w:rPr>
-        <w:t xml:space="preserve">    B --&gt; C[Owner AI가 외부 AI 서비스 호출]</w:t>
-      </w:r>
-    </w:p>
-    <w:p>
-      <w:r>
-        <w:rPr>
-          <w:rFonts w:ascii="Consolas" w:hAnsi="Consolas"/>
-          <w:sz w:val="18"/>
-        </w:rPr>
-        <w:t xml:space="preserve">    C --&gt; D[코드 수정 및 내부 Git 브랜치 push]</w:t>
-      </w:r>
-    </w:p>
-    <w:p>
-      <w:r>
-        <w:rPr>
-          <w:rFonts w:ascii="Consolas" w:hAnsi="Consolas"/>
-          <w:sz w:val="18"/>
-        </w:rPr>
-        <w:t xml:space="preserve">    D --&gt; E[Jenkins 빌드/테스트 실행]</w:t>
-      </w:r>
-    </w:p>
-    <w:p>
-      <w:r>
-        <w:rPr>
-          <w:rFonts w:ascii="Consolas" w:hAnsi="Consolas"/>
-          <w:sz w:val="18"/>
-        </w:rPr>
-        <w:t xml:space="preserve">    E --&gt; F[Reviewer AI가 외부 AI 서비스 호출]</w:t>
-      </w:r>
-    </w:p>
-    <w:p>
-      <w:r>
-        <w:rPr>
-          <w:rFonts w:ascii="Consolas" w:hAnsi="Consolas"/>
-          <w:sz w:val="18"/>
-        </w:rPr>
-        <w:t xml:space="preserve">    F --&gt; G{승인 여부}</w:t>
-      </w:r>
-    </w:p>
-    <w:p>
-      <w:r>
-        <w:rPr>
-          <w:rFonts w:ascii="Consolas" w:hAnsi="Consolas"/>
-          <w:sz w:val="18"/>
-        </w:rPr>
-        <w:t xml:space="preserve">    G -- 승인 --&gt; H[PR 유지 / 완료]</w:t>
-      </w:r>
-    </w:p>
-    <w:p>
-      <w:r>
-        <w:rPr>
-          <w:rFonts w:ascii="Consolas" w:hAnsi="Consolas"/>
-          <w:sz w:val="18"/>
-        </w:rPr>
-        <w:t xml:space="preserve">    G -- 반려 --&gt; I[Owner 재작업]</w:t>
-      </w:r>
-    </w:p>
-    <w:p>
-      <w:r>
-        <w:rPr>
-          <w:rFonts w:ascii="Consolas" w:hAnsi="Consolas"/>
-          <w:sz w:val="18"/>
-        </w:rPr>
-        <w:t xml:space="preserve">    I --&gt; C</w:t>
+        <w:t>---</w:t>
       </w:r>
     </w:p>
     <w:p/>
     <w:p>
       <w:pPr>
-        <w:pStyle w:val="Heading3"/>
-      </w:pPr>
-      <w:r>
-        <w:t>2-3. 역할 분리 구조</w:t>
+        <w:pStyle w:val="Heading1"/>
+      </w:pPr>
+      <w:r>
+        <w:t>11. 요청 사항</w:t>
       </w:r>
     </w:p>
     <w:p/>
     <w:p>
-      <w:r>
-        <w:rPr>
-          <w:rFonts w:ascii="Consolas" w:hAnsi="Consolas"/>
-          <w:sz w:val="18"/>
-        </w:rPr>
-        <w:t>flowchart LR</w:t>
-      </w:r>
-    </w:p>
-    <w:p>
-      <w:r>
-        <w:rPr>
-          <w:rFonts w:ascii="Consolas" w:hAnsi="Consolas"/>
-          <w:sz w:val="18"/>
-        </w:rPr>
-        <w:t xml:space="preserve">    subgraph 역할</w:t>
-      </w:r>
-    </w:p>
-    <w:p>
-      <w:r>
-        <w:rPr>
-          <w:rFonts w:ascii="Consolas" w:hAnsi="Consolas"/>
-          <w:sz w:val="18"/>
-        </w:rPr>
-        <w:t xml:space="preserve">        OW[Owner AI]</w:t>
-      </w:r>
-    </w:p>
-    <w:p>
-      <w:r>
-        <w:rPr>
-          <w:rFonts w:ascii="Consolas" w:hAnsi="Consolas"/>
-          <w:sz w:val="18"/>
-        </w:rPr>
-        <w:t xml:space="preserve">        RV[Reviewer AI]</w:t>
-      </w:r>
-    </w:p>
-    <w:p>
-      <w:r>
-        <w:rPr>
-          <w:rFonts w:ascii="Consolas" w:hAnsi="Consolas"/>
-          <w:sz w:val="18"/>
-        </w:rPr>
-        <w:t xml:space="preserve">        AR[Arbiter AI - 선택]</w:t>
-      </w:r>
-    </w:p>
-    <w:p>
-      <w:r>
-        <w:rPr>
-          <w:rFonts w:ascii="Consolas" w:hAnsi="Consolas"/>
-          <w:sz w:val="18"/>
-        </w:rPr>
-        <w:t xml:space="preserve">    end</w:t>
-      </w:r>
-    </w:p>
-    <w:p>
-      <w:r>
-        <w:rPr>
-          <w:rFonts w:ascii="Consolas" w:hAnsi="Consolas"/>
-          <w:sz w:val="18"/>
-        </w:rPr>
-      </w:r>
-    </w:p>
-    <w:p>
-      <w:r>
-        <w:rPr>
-          <w:rFonts w:ascii="Consolas" w:hAnsi="Consolas"/>
-          <w:sz w:val="18"/>
-        </w:rPr>
-        <w:t xml:space="preserve">    OW --&gt;|코드 수정 / 테스트 / PR 생성| X[작업 브랜치]</w:t>
-      </w:r>
-    </w:p>
-    <w:p>
-      <w:r>
-        <w:rPr>
-          <w:rFonts w:ascii="Consolas" w:hAnsi="Consolas"/>
-          <w:sz w:val="18"/>
-        </w:rPr>
-        <w:t xml:space="preserve">    RV --&gt;|diff 검토 / 결과 검토 / 승인 반려| X</w:t>
-      </w:r>
-    </w:p>
-    <w:p>
-      <w:r>
-        <w:rPr>
-          <w:rFonts w:ascii="Consolas" w:hAnsi="Consolas"/>
-          <w:sz w:val="18"/>
-        </w:rPr>
-        <w:t xml:space="preserve">    AR --&gt;|충돌 시 판정| X</w:t>
+      <w:pPr>
+        <w:pStyle w:val="ListBullet"/>
+      </w:pPr>
+      <w:r>
+        <w:t>외부망 연계 AI 개발지원 시스템 구축 가능 여부 검토</w:t>
+      </w:r>
+    </w:p>
+    <w:p>
+      <w:pPr>
+        <w:pStyle w:val="ListBullet"/>
+      </w:pPr>
+      <w:r>
+        <w:t>CPU 서버 1대 기준 예산 검토</w:t>
+      </w:r>
+    </w:p>
+    <w:p>
+      <w:pPr>
+        <w:pStyle w:val="ListBullet"/>
+      </w:pPr>
+      <w:r>
+        <w:t>저장소 1개 / 팀 1개 기준 MVP 시범 도입 검토</w:t>
+      </w:r>
+    </w:p>
+    <w:p>
+      <w:pPr>
+        <w:pStyle w:val="ListBullet"/>
+      </w:pPr>
+      <w:r>
+        <w:t>외부 AI 서비스 계약/연동 방식 협의</w:t>
+      </w:r>
+    </w:p>
+    <w:p>
+      <w:pPr>
+        <w:pStyle w:val="ListBullet"/>
+      </w:pPr>
+      <w:r>
+        <w:t>데이터 전송 범위 및 운영 주체 지정</w:t>
       </w:r>
     </w:p>
     <w:p/>
+    <w:p>
+      <w:r>
+        <w:t>---</w:t>
+      </w:r>
+    </w:p>
     <w:p/>
+    <w:p>
+      <w:pPr>
+        <w:pStyle w:val="Heading1"/>
+      </w:pPr>
+      <w:r>
+        <w:t>12. AI 모델/서비스 비교</w:t>
+      </w:r>
+    </w:p>
     <w:p/>
     <w:p>
+      <w:r>
+        <w:t>| 구분 | 장점 | 단점 | 외부망 연계 적합성 | 권장 용도 |</w:t>
+      </w:r>
+    </w:p>
+    <w:p>
+      <w:r>
+        <w:t>|---|---|---|---|---|</w:t>
+      </w:r>
+    </w:p>
+    <w:p>
+      <w:r>
+        <w:t>| **Claude 계열** | 코드 리뷰/수정 품질이 높고 Owner/Reviewer 구조와 궁합이 좋음 | 완전 폐쇄망 직접 설치는 어렵고 관리형 경로 의존 | **높음** | 코드 리뷰, 패치 초안, 문서/규정 해설 |</w:t>
+      </w:r>
+    </w:p>
+    <w:p>
+      <w:r>
+        <w:t>| **GPT 계열** | 범용 추론, 도구 사용, 코드 생성 품질이 높음 | 사용량 과금과 데이터 전송 범위 통제가 필요 | **높음** | 범용 Owner/Reviewer, 자동화 워크플로우 |</w:t>
+      </w:r>
+    </w:p>
+    <w:p>
+      <w:r>
+        <w:t>| **Gemini 계열** | 긴 컨텍스트와 Google 생태계 연동 강점 | Vertex/Google 기반 운영 전제가 강함 | **높음** | 긴 문서/규격 참조형 작업 |</w:t>
+      </w:r>
+    </w:p>
+    <w:p>
+      <w:r>
+        <w:t>| **GitHub Copilot Business** | 도입이 빠르고 IDE 친화적 | Owner/Reviewer/Orchestrator 구조를 그대로 만들기엔 한계 | **중간** | 개발자 개인 보조, 코드 제안 |</w:t>
+      </w:r>
+    </w:p>
+    <w:p/>
+    <w:p>
+      <w:r>
+        <w:t>현재 목표가 **"이곳과 유사한 Owner / Reviewer 협업 구조"**라면, 외부망 연계형에서는 **Claude / GPT 계열 관리형 모델이 가장 현실적**입니다.</w:t>
+      </w:r>
+    </w:p>
+    <w:p/>
+    <w:p>
+      <w:r>
+        <w:t>---</w:t>
+      </w:r>
+    </w:p>
+    <w:p/>
+    <w:p>
+      <w:pPr>
+        <w:pStyle w:val="Heading1"/>
+      </w:pPr>
+      <w:r>
+        <w:t>13. "이곳과 동일한 수준" 구축 가능성</w:t>
+      </w:r>
+    </w:p>
+    <w:p/>
+    <w:p>
+      <w:r>
+        <w:t>외부망 연계형은 폐쇄망보다 **현재 이곳과 가장 유사한 수준으로 접근 가능한 방식**입니다.</w:t>
+      </w:r>
+    </w:p>
+    <w:p/>
+    <w:p>
       <w:pPr>
         <w:pStyle w:val="Heading2"/>
       </w:pPr>
       <w:r>
-        <w:t>3. 예상 비용</w:t>
+        <w:t>가능한 것</w:t>
+      </w:r>
+    </w:p>
+    <w:p>
+      <w:pPr>
+        <w:pStyle w:val="ListBullet"/>
+      </w:pPr>
+      <w:r>
+        <w:t>Owner / Reviewer / Orchestrator 구조</w:t>
+      </w:r>
+    </w:p>
+    <w:p>
+      <w:pPr>
+        <w:pStyle w:val="ListBullet"/>
+      </w:pPr>
+      <w:r>
+        <w:t>코드 수정 -&gt; PR 생성 -&gt; 리뷰 루프</w:t>
+      </w:r>
+    </w:p>
+    <w:p>
+      <w:pPr>
+        <w:pStyle w:val="ListBullet"/>
+      </w:pPr>
+      <w:r>
+        <w:t>내부 Git / Jenkins 연동</w:t>
+      </w:r>
+    </w:p>
+    <w:p>
+      <w:pPr>
+        <w:pStyle w:val="ListBullet"/>
+      </w:pPr>
+      <w:r>
+        <w:t>고성능 상용 모델 사용</w:t>
       </w:r>
     </w:p>
     <w:p/>
     <w:p>
       <w:pPr>
-        <w:pStyle w:val="Heading3"/>
-      </w:pPr>
-      <w:r>
-        <w:t>3-1. 초기 구축비(1회)</w:t>
+        <w:pStyle w:val="Heading2"/>
+      </w:pPr>
+      <w:r>
+        <w:t>여전히 다른 점</w:t>
+      </w:r>
+    </w:p>
+    <w:p>
+      <w:pPr>
+        <w:pStyle w:val="ListBullet"/>
+      </w:pPr>
+      <w:r>
+        <w:t>모델 API 비용이 지속적으로 발생함</w:t>
+      </w:r>
+    </w:p>
+    <w:p>
+      <w:pPr>
+        <w:pStyle w:val="ListBullet"/>
+      </w:pPr>
+      <w:r>
+        <w:t>데이터 전송 범위 통제 정책이 필요함</w:t>
+      </w:r>
+    </w:p>
+    <w:p>
+      <w:pPr>
+        <w:pStyle w:val="ListBullet"/>
+      </w:pPr>
+      <w:r>
+        <w:t>서비스 장애나 정책 변경 영향을 받음</w:t>
       </w:r>
     </w:p>
     <w:p/>
-    <w:tbl>
-      <w:tblPr>
-        <w:tblStyle w:val="TableGrid"/>
-        <w:tblW w:type="auto" w:w="0"/>
-        <w:tblLook w:firstColumn="1" w:firstRow="1" w:lastColumn="0" w:lastRow="0" w:noHBand="0" w:noVBand="1" w:val="04A0"/>
-      </w:tblPr>
-      <w:tblGrid>
-        <w:gridCol w:w="2880"/>
-        <w:gridCol w:w="2880"/>
-        <w:gridCol w:w="2880"/>
-      </w:tblGrid>
-      <w:tr>
-        <w:tc>
-          <w:tcPr>
-            <w:tcW w:type="dxa" w:w="2880"/>
-          </w:tcPr>
-          <w:p>
-            <w:r>
-              <w:t>항목</w:t>
-            </w:r>
-          </w:p>
-        </w:tc>
-        <w:tc>
-          <w:tcPr>
-            <w:tcW w:type="dxa" w:w="2880"/>
-          </w:tcPr>
-          <w:p>
-            <w:r>
-              <w:t>권장 구성</w:t>
-            </w:r>
-          </w:p>
-        </w:tc>
-        <w:tc>
-          <w:tcPr>
-            <w:tcW w:type="dxa" w:w="2880"/>
-          </w:tcPr>
-          <w:p>
-            <w:r>
-              <w:t>예상 비용</w:t>
-            </w:r>
-          </w:p>
-        </w:tc>
-      </w:tr>
-      <w:tr>
-        <w:tc>
-          <w:tcPr>
-            <w:tcW w:type="dxa" w:w="2880"/>
-          </w:tcPr>
-          <w:p>
-            <w:r>
-              <w:t>CPU 서버</w:t>
-            </w:r>
-          </w:p>
-        </w:tc>
-        <w:tc>
-          <w:tcPr>
-            <w:tcW w:type="dxa" w:w="2880"/>
-          </w:tcPr>
-          <w:p>
-            <w:r>
-              <w:t>내부 Git + Jenkins Controller + Orchestrator 운영용</w:t>
-            </w:r>
-          </w:p>
-        </w:tc>
-        <w:tc>
-          <w:tcPr>
-            <w:tcW w:type="dxa" w:w="2880"/>
-          </w:tcPr>
-          <w:p>
-            <w:r>
-              <w:t>700만 ~ 1,500만원</w:t>
-            </w:r>
-          </w:p>
-        </w:tc>
-      </w:tr>
-      <w:tr>
-        <w:tc>
-          <w:tcPr>
-            <w:tcW w:type="dxa" w:w="2880"/>
-          </w:tcPr>
-          <w:p>
-            <w:r>
-              <w:t>스토리지/백업</w:t>
-            </w:r>
-          </w:p>
-        </w:tc>
-        <w:tc>
-          <w:tcPr>
-            <w:tcW w:type="dxa" w:w="2880"/>
-          </w:tcPr>
-          <w:p>
-            <w:r>
-              <w:t>NAS, 백업 스토리지, UPS 등</w:t>
-            </w:r>
-          </w:p>
-        </w:tc>
-        <w:tc>
-          <w:tcPr>
-            <w:tcW w:type="dxa" w:w="2880"/>
-          </w:tcPr>
-          <w:p>
-            <w:r>
-              <w:t>300만 ~ 800만원</w:t>
-            </w:r>
-          </w:p>
-        </w:tc>
-      </w:tr>
-      <w:tr>
-        <w:tc>
-          <w:tcPr>
-            <w:tcW w:type="dxa" w:w="2880"/>
-          </w:tcPr>
-          <w:p>
-            <w:r>
-              <w:t>구축 인건비</w:t>
-            </w:r>
-          </w:p>
-        </w:tc>
-        <w:tc>
-          <w:tcPr>
-            <w:tcW w:type="dxa" w:w="2880"/>
-          </w:tcPr>
-          <w:p>
-            <w:r>
-              <w:t>MVP 2~4주, 연동/운영 화면 포함</w:t>
-            </w:r>
-          </w:p>
-        </w:tc>
-        <w:tc>
-          <w:tcPr>
-            <w:tcW w:type="dxa" w:w="2880"/>
-          </w:tcPr>
-          <w:p>
-            <w:r>
-              <w:t>1,500만 ~ 3,000만원</w:t>
-            </w:r>
-          </w:p>
-        </w:tc>
-      </w:tr>
-      <w:tr>
-        <w:tc>
-          <w:tcPr>
-            <w:tcW w:type="dxa" w:w="2880"/>
-          </w:tcPr>
-          <w:p>
-            <w:r>
-              <w:t>총 초기 구축비</w:t>
-            </w:r>
-          </w:p>
-        </w:tc>
-        <w:tc>
-          <w:tcPr>
-            <w:tcW w:type="dxa" w:w="2880"/>
-          </w:tcPr>
-          <w:p>
-            <w:r>
-              <w:t>외부망 연계형 기준</w:t>
-            </w:r>
-          </w:p>
-        </w:tc>
-        <w:tc>
-          <w:tcPr>
-            <w:tcW w:type="dxa" w:w="2880"/>
-          </w:tcPr>
-          <w:p>
-            <w:r>
-              <w:t>2,500만 ~ 5,300만원</w:t>
-            </w:r>
-          </w:p>
-        </w:tc>
-      </w:tr>
-    </w:tbl>
+    <w:p>
+      <w:r>
+        <w:t>즉,</w:t>
+      </w:r>
+    </w:p>
+    <w:p>
+      <w:pPr>
+        <w:pStyle w:val="ListBullet"/>
+      </w:pPr>
+      <w:r>
+        <w:t>**구조는 거의 유사하게 구현 가능**</w:t>
+      </w:r>
+    </w:p>
+    <w:p>
+      <w:pPr>
+        <w:pStyle w:val="ListBullet"/>
+      </w:pPr>
+      <w:r>
+        <w:t>**모델 품질도 폐쇄망형보다 훨씬 가깝게 맞출 수 있음**</w:t>
+      </w:r>
+    </w:p>
+    <w:p>
+      <w:pPr>
+        <w:pStyle w:val="ListBullet"/>
+      </w:pPr>
+      <w:r>
+        <w:t>다만 보안/비용/통제 측면의 부담이 커집니다.</w:t>
+      </w:r>
+    </w:p>
     <w:p/>
     <w:p>
-      <w:pPr>
-        <w:pStyle w:val="Heading3"/>
-      </w:pPr>
-      <w:r>
-        <w:t>3-2. 소프트웨어/라이선스 비용</w:t>
+      <w:r>
+        <w:t>---</w:t>
       </w:r>
     </w:p>
     <w:p/>
-    <w:tbl>
-      <w:tblPr>
-        <w:tblStyle w:val="TableGrid"/>
-        <w:tblW w:type="auto" w:w="0"/>
-        <w:tblLook w:firstColumn="1" w:firstRow="1" w:lastColumn="0" w:lastRow="0" w:noHBand="0" w:noVBand="1" w:val="04A0"/>
-      </w:tblPr>
-      <w:tblGrid>
-        <w:gridCol w:w="2880"/>
-        <w:gridCol w:w="2880"/>
-        <w:gridCol w:w="2880"/>
-      </w:tblGrid>
-      <w:tr>
-        <w:tc>
-          <w:tcPr>
-            <w:tcW w:type="dxa" w:w="2880"/>
-          </w:tcPr>
-          <w:p>
-            <w:r>
-              <w:t>항목</w:t>
-            </w:r>
-          </w:p>
-        </w:tc>
-        <w:tc>
-          <w:tcPr>
-            <w:tcW w:type="dxa" w:w="2880"/>
-          </w:tcPr>
-          <w:p>
-            <w:r>
-              <w:t>비용</w:t>
-            </w:r>
-          </w:p>
-        </w:tc>
-        <w:tc>
-          <w:tcPr>
-            <w:tcW w:type="dxa" w:w="2880"/>
-          </w:tcPr>
-          <w:p>
-            <w:r>
-              <w:t>비고</w:t>
-            </w:r>
-          </w:p>
-        </w:tc>
-      </w:tr>
-      <w:tr>
-        <w:tc>
-          <w:tcPr>
-            <w:tcW w:type="dxa" w:w="2880"/>
-          </w:tcPr>
-          <w:p>
-            <w:r>
-              <w:t>Jenkins</w:t>
-            </w:r>
-          </w:p>
-        </w:tc>
-        <w:tc>
-          <w:tcPr>
-            <w:tcW w:type="dxa" w:w="2880"/>
-          </w:tcPr>
-          <w:p>
-            <w:r>
-              <w:t>0원</w:t>
-            </w:r>
-          </w:p>
-        </w:tc>
-        <w:tc>
-          <w:tcPr>
-            <w:tcW w:type="dxa" w:w="2880"/>
-          </w:tcPr>
-          <w:p>
-            <w:r>
-              <w:t>오픈소스</w:t>
-            </w:r>
-          </w:p>
-        </w:tc>
-      </w:tr>
-      <w:tr>
-        <w:tc>
-          <w:tcPr>
-            <w:tcW w:type="dxa" w:w="2880"/>
-          </w:tcPr>
-          <w:p>
-            <w:r>
-              <w:t>내부 Git (Gitea Self-Managed)</w:t>
-            </w:r>
-          </w:p>
-        </w:tc>
-        <w:tc>
-          <w:tcPr>
-            <w:tcW w:type="dxa" w:w="2880"/>
-          </w:tcPr>
-          <w:p>
-            <w:r>
-              <w:t>0원</w:t>
-            </w:r>
-          </w:p>
-        </w:tc>
-        <w:tc>
-          <w:tcPr>
-            <w:tcW w:type="dxa" w:w="2880"/>
-          </w:tcPr>
-          <w:p>
-            <w:r>
-              <w:t>오픈소스 self-hosted</w:t>
-            </w:r>
-          </w:p>
-        </w:tc>
-      </w:tr>
-      <w:tr>
-        <w:tc>
-          <w:tcPr>
-            <w:tcW w:type="dxa" w:w="2880"/>
-          </w:tcPr>
-          <w:p>
-            <w:r>
-              <w:t>내부 Git (GitLab Self-Managed Free)</w:t>
-            </w:r>
-          </w:p>
-        </w:tc>
-        <w:tc>
-          <w:tcPr>
-            <w:tcW w:type="dxa" w:w="2880"/>
-          </w:tcPr>
-          <w:p>
-            <w:r>
-              <w:t>0원부터</w:t>
-            </w:r>
-          </w:p>
-        </w:tc>
-        <w:tc>
-          <w:tcPr>
-            <w:tcW w:type="dxa" w:w="2880"/>
-          </w:tcPr>
-          <w:p>
-            <w:r>
-              <w:t>Free 가능, Premium/Ultimate는 별도 좌석 과금</w:t>
-            </w:r>
-          </w:p>
-        </w:tc>
-      </w:tr>
-      <w:tr>
-        <w:tc>
-          <w:tcPr>
-            <w:tcW w:type="dxa" w:w="2880"/>
-          </w:tcPr>
-          <w:p>
-            <w:r>
-              <w:t>GitHub Copilot Business</w:t>
-            </w:r>
-          </w:p>
-        </w:tc>
-        <w:tc>
-          <w:tcPr>
-            <w:tcW w:type="dxa" w:w="2880"/>
-          </w:tcPr>
-          <w:p>
-            <w:r>
-              <w:t>$19 / 사용자 / 월</w:t>
-            </w:r>
-          </w:p>
-        </w:tc>
-        <w:tc>
-          <w:tcPr>
-            <w:tcW w:type="dxa" w:w="2880"/>
-          </w:tcPr>
-          <w:p>
-            <w:r>
-              <w:t>공식 좌석 과금</w:t>
-            </w:r>
-          </w:p>
-        </w:tc>
-      </w:tr>
-      <w:tr>
-        <w:tc>
-          <w:tcPr>
-            <w:tcW w:type="dxa" w:w="2880"/>
-          </w:tcPr>
-          <w:p>
-            <w:r>
-              <w:t>OpenAI API (GPT-5.4)</w:t>
-            </w:r>
-          </w:p>
-        </w:tc>
-        <w:tc>
-          <w:tcPr>
-            <w:tcW w:type="dxa" w:w="2880"/>
-          </w:tcPr>
-          <w:p>
-            <w:r>
-              <w:t>입력 $2.50 / 1M tokens, 출력 $15 / 1M tokens</w:t>
-            </w:r>
-          </w:p>
-        </w:tc>
-        <w:tc>
-          <w:tcPr>
-            <w:tcW w:type="dxa" w:w="2880"/>
-          </w:tcPr>
-          <w:p>
-            <w:r>
-              <w:t>공식 사용량 과금</w:t>
-            </w:r>
-          </w:p>
-        </w:tc>
-      </w:tr>
-    </w:tbl>
+    <w:p>
+      <w:pPr>
+        <w:pStyle w:val="Heading1"/>
+      </w:pPr>
+      <w:r>
+        <w:t>14. 권장 첫 번째 성공 사례</w:t>
+      </w:r>
+    </w:p>
     <w:p/>
     <w:p>
-      <w:pPr>
-        <w:pStyle w:val="Heading3"/>
-      </w:pPr>
-      <w:r>
-        <w:t>3-3. 월간 운영비</w:t>
+      <w:r>
+        <w:t>외부망 연계형에서도 첫 유즈케이스는 **Reviewer 중심**이 가장 안전합니다.</w:t>
       </w:r>
     </w:p>
     <w:p/>
-    <w:tbl>
-      <w:tblPr>
-        <w:tblStyle w:val="TableGrid"/>
-        <w:tblW w:type="auto" w:w="0"/>
-        <w:tblLook w:firstColumn="1" w:firstRow="1" w:lastColumn="0" w:lastRow="0" w:noHBand="0" w:noVBand="1" w:val="04A0"/>
-      </w:tblPr>
-      <w:tblGrid>
-        <w:gridCol w:w="4320"/>
-        <w:gridCol w:w="4320"/>
-      </w:tblGrid>
-      <w:tr>
-        <w:tc>
-          <w:tcPr>
-            <w:tcW w:type="dxa" w:w="4320"/>
-          </w:tcPr>
-          <w:p>
-            <w:r>
-              <w:t>구분</w:t>
-            </w:r>
-          </w:p>
-        </w:tc>
-        <w:tc>
-          <w:tcPr>
-            <w:tcW w:type="dxa" w:w="4320"/>
-          </w:tcPr>
-          <w:p>
-            <w:r>
-              <w:t>예상 비용</w:t>
-            </w:r>
-          </w:p>
-        </w:tc>
-      </w:tr>
-      <w:tr>
-        <w:tc>
-          <w:tcPr>
-            <w:tcW w:type="dxa" w:w="4320"/>
-          </w:tcPr>
-          <w:p>
-            <w:r>
-              <w:t>인프라 운영비</w:t>
-            </w:r>
-          </w:p>
-        </w:tc>
-        <w:tc>
-          <w:tcPr>
-            <w:tcW w:type="dxa" w:w="4320"/>
-          </w:tcPr>
-          <w:p>
-            <w:r>
-              <w:t>50만 ~ 120만원/월</w:t>
-            </w:r>
-          </w:p>
-        </w:tc>
-      </w:tr>
-      <w:tr>
-        <w:tc>
-          <w:tcPr>
-            <w:tcW w:type="dxa" w:w="4320"/>
-          </w:tcPr>
-          <w:p>
-            <w:r>
-              <w:t>운영 인력 일부 포함 시</w:t>
-            </w:r>
-          </w:p>
-        </w:tc>
-        <w:tc>
-          <w:tcPr>
-            <w:tcW w:type="dxa" w:w="4320"/>
-          </w:tcPr>
-          <w:p>
-            <w:r>
-              <w:t>200만 ~ 500만원/월</w:t>
-            </w:r>
-          </w:p>
-        </w:tc>
-      </w:tr>
-      <w:tr>
-        <w:tc>
-          <w:tcPr>
-            <w:tcW w:type="dxa" w:w="4320"/>
-          </w:tcPr>
-          <w:p>
-            <w:r>
-              <w:t>외부 AI 사용료</w:t>
-            </w:r>
-          </w:p>
-        </w:tc>
-        <w:tc>
-          <w:tcPr>
-            <w:tcW w:type="dxa" w:w="4320"/>
-          </w:tcPr>
-          <w:p>
-            <w:r>
-              <w:t>사용량/좌석 수에 따라 별도</w:t>
-            </w:r>
-          </w:p>
-        </w:tc>
-      </w:tr>
-    </w:tbl>
+    <w:p>
+      <w:pPr>
+        <w:pStyle w:val="Heading2"/>
+      </w:pPr>
+      <w:r>
+        <w:t>권장 1차 유즈케이스</w:t>
+      </w:r>
+    </w:p>
+    <w:p>
+      <w:pPr>
+        <w:pStyle w:val="ListBullet"/>
+      </w:pPr>
+      <w:r>
+        <w:t>입력: PR diff, 테스트 결과, 정적분석 결과</w:t>
+      </w:r>
+    </w:p>
+    <w:p>
+      <w:pPr>
+        <w:pStyle w:val="ListBullet"/>
+      </w:pPr>
+      <w:r>
+        <w:t>출력:</w:t>
+      </w:r>
+    </w:p>
+    <w:p>
+      <w:r>
+        <w:t xml:space="preserve">  - 원인 설명</w:t>
+      </w:r>
+    </w:p>
+    <w:p>
+      <w:r>
+        <w:t xml:space="preserve">  - 수정 가이드</w:t>
+      </w:r>
+    </w:p>
+    <w:p>
+      <w:r>
+        <w:t xml:space="preserve">  - 패치 초안</w:t>
+      </w:r>
+    </w:p>
+    <w:p>
+      <w:r>
+        <w:t xml:space="preserve">  - 승인/반려 의견</w:t>
+      </w:r>
+    </w:p>
     <w:p/>
     <w:p>
       <w:pPr>
-        <w:pStyle w:val="Heading3"/>
-      </w:pPr>
-      <w:r>
-        <w:t>3-4. 연간 운영비</w:t>
+        <w:pStyle w:val="Heading2"/>
+      </w:pPr>
+      <w:r>
+        <w:t>이유</w:t>
+      </w:r>
+    </w:p>
+    <w:p>
+      <w:pPr>
+        <w:pStyle w:val="ListBullet"/>
+      </w:pPr>
+      <w:r>
+        <w:t>자동 merge보다 안전함</w:t>
+      </w:r>
+    </w:p>
+    <w:p>
+      <w:pPr>
+        <w:pStyle w:val="ListBullet"/>
+      </w:pPr>
+      <w:r>
+        <w:t>품질 평가가 쉬움</w:t>
+      </w:r>
+    </w:p>
+    <w:p>
+      <w:pPr>
+        <w:pStyle w:val="ListBullet"/>
+      </w:pPr>
+      <w:r>
+        <w:t>도입 초기에 신뢰를 쌓기 좋음</w:t>
+      </w:r>
+    </w:p>
+    <w:p>
+      <w:pPr>
+        <w:pStyle w:val="ListBullet"/>
+      </w:pPr>
+      <w:r>
+        <w:t>이후 Owner 자동화로 확장하기 쉬움</w:t>
       </w:r>
     </w:p>
     <w:p/>
-    <w:tbl>
-      <w:tblPr>
-        <w:tblStyle w:val="TableGrid"/>
-        <w:tblW w:type="auto" w:w="0"/>
-        <w:tblLook w:firstColumn="1" w:firstRow="1" w:lastColumn="0" w:lastRow="0" w:noHBand="0" w:noVBand="1" w:val="04A0"/>
-      </w:tblPr>
-      <w:tblGrid>
-        <w:gridCol w:w="4320"/>
-        <w:gridCol w:w="4320"/>
-      </w:tblGrid>
-      <w:tr>
-        <w:tc>
-          <w:tcPr>
-            <w:tcW w:type="dxa" w:w="4320"/>
-          </w:tcPr>
-          <w:p>
-            <w:r>
-              <w:t>구분</w:t>
-            </w:r>
-          </w:p>
-        </w:tc>
-        <w:tc>
-          <w:tcPr>
-            <w:tcW w:type="dxa" w:w="4320"/>
-          </w:tcPr>
-          <w:p>
-            <w:r>
-              <w:t>예상 비용</w:t>
-            </w:r>
-          </w:p>
-        </w:tc>
-      </w:tr>
-      <w:tr>
-        <w:tc>
-          <w:tcPr>
-            <w:tcW w:type="dxa" w:w="4320"/>
-          </w:tcPr>
-          <w:p>
-            <w:r>
-              <w:t>인프라 운영비</w:t>
-            </w:r>
-          </w:p>
-        </w:tc>
-        <w:tc>
-          <w:tcPr>
-            <w:tcW w:type="dxa" w:w="4320"/>
-          </w:tcPr>
-          <w:p>
-            <w:r>
-              <w:t>600만 ~ 1,440만원/년</w:t>
-            </w:r>
-          </w:p>
-        </w:tc>
-      </w:tr>
-      <w:tr>
-        <w:tc>
-          <w:tcPr>
-            <w:tcW w:type="dxa" w:w="4320"/>
-          </w:tcPr>
-          <w:p>
-            <w:r>
-              <w:t>운영 인력 일부 포함 시</w:t>
-            </w:r>
-          </w:p>
-        </w:tc>
-        <w:tc>
-          <w:tcPr>
-            <w:tcW w:type="dxa" w:w="4320"/>
-          </w:tcPr>
-          <w:p>
-            <w:r>
-              <w:t>2,400만 ~ 6,000만원/년</w:t>
-            </w:r>
-          </w:p>
-        </w:tc>
-      </w:tr>
-      <w:tr>
-        <w:tc>
-          <w:tcPr>
-            <w:tcW w:type="dxa" w:w="4320"/>
-          </w:tcPr>
-          <w:p>
-            <w:r>
-              <w:t>외부 AI 사용료</w:t>
-            </w:r>
-          </w:p>
-        </w:tc>
-        <w:tc>
-          <w:tcPr>
-            <w:tcW w:type="dxa" w:w="4320"/>
-          </w:tcPr>
-          <w:p>
-            <w:r>
-              <w:t>사용량/좌석 수에 따라 별도</w:t>
-            </w:r>
-          </w:p>
-        </w:tc>
-      </w:tr>
-    </w:tbl>
+    <w:p>
+      <w:r>
+        <w:t>---</w:t>
+      </w:r>
+    </w:p>
     <w:p/>
     <w:p>
       <w:pPr>
-        <w:pStyle w:val="Heading3"/>
-      </w:pPr>
-      <w:r>
-        <w:t>3-5. 세부 견적 예시</w:t>
+        <w:pStyle w:val="Heading1"/>
+      </w:pPr>
+      <w:r>
+        <w:t>15. 결론</w:t>
       </w:r>
     </w:p>
     <w:p/>
-    <w:tbl>
-      <w:tblPr>
-        <w:tblStyle w:val="TableGrid"/>
-        <w:tblW w:type="auto" w:w="0"/>
-        <w:tblLook w:firstColumn="1" w:firstRow="1" w:lastColumn="0" w:lastRow="0" w:noHBand="0" w:noVBand="1" w:val="04A0"/>
-      </w:tblPr>
-      <w:tblGrid>
-        <w:gridCol w:w="1728"/>
-        <w:gridCol w:w="1728"/>
-        <w:gridCol w:w="1728"/>
-        <w:gridCol w:w="1728"/>
-        <w:gridCol w:w="1728"/>
-      </w:tblGrid>
-      <w:tr>
-        <w:tc>
-          <w:tcPr>
-            <w:tcW w:type="dxa" w:w="1728"/>
-          </w:tcPr>
-          <w:p>
-            <w:r>
-              <w:t>항목</w:t>
-            </w:r>
-          </w:p>
-        </w:tc>
-        <w:tc>
-          <w:tcPr>
-            <w:tcW w:type="dxa" w:w="1728"/>
-          </w:tcPr>
-          <w:p>
-            <w:r>
-              <w:t>수량</w:t>
-            </w:r>
-          </w:p>
-        </w:tc>
-        <w:tc>
-          <w:tcPr>
-            <w:tcW w:type="dxa" w:w="1728"/>
-          </w:tcPr>
-          <w:p>
-            <w:r>
-              <w:t>단가(예상)</w:t>
-            </w:r>
-          </w:p>
-        </w:tc>
-        <w:tc>
-          <w:tcPr>
-            <w:tcW w:type="dxa" w:w="1728"/>
-          </w:tcPr>
-          <w:p>
-            <w:r>
-              <w:t>합계(예상)</w:t>
-            </w:r>
-          </w:p>
-        </w:tc>
-        <w:tc>
-          <w:tcPr>
-            <w:tcW w:type="dxa" w:w="1728"/>
-          </w:tcPr>
-          <w:p>
-            <w:r>
-              <w:t>비고</w:t>
-            </w:r>
-          </w:p>
-        </w:tc>
-      </w:tr>
-      <w:tr>
-        <w:tc>
-          <w:tcPr>
-            <w:tcW w:type="dxa" w:w="1728"/>
-          </w:tcPr>
-          <w:p>
-            <w:r>
-              <w:t>CPU 서버</w:t>
-            </w:r>
-          </w:p>
-        </w:tc>
-        <w:tc>
-          <w:tcPr>
-            <w:tcW w:type="dxa" w:w="1728"/>
-          </w:tcPr>
-          <w:p>
-            <w:r>
-              <w:t>1</w:t>
-            </w:r>
-          </w:p>
-        </w:tc>
-        <w:tc>
-          <w:tcPr>
-            <w:tcW w:type="dxa" w:w="1728"/>
-          </w:tcPr>
-          <w:p>
-            <w:r>
-              <w:t>700만 ~ 1,500만원</w:t>
-            </w:r>
-          </w:p>
-        </w:tc>
-        <w:tc>
-          <w:tcPr>
-            <w:tcW w:type="dxa" w:w="1728"/>
-          </w:tcPr>
-          <w:p>
-            <w:r>
-              <w:t>700만 ~ 1,500만원</w:t>
-            </w:r>
-          </w:p>
-        </w:tc>
-        <w:tc>
-          <w:tcPr>
-            <w:tcW w:type="dxa" w:w="1728"/>
-          </w:tcPr>
-          <w:p>
-            <w:r>
-              <w:t>Git + Jenkins + Orchestrator</w:t>
-            </w:r>
-          </w:p>
-        </w:tc>
-      </w:tr>
-      <w:tr>
-        <w:tc>
-          <w:tcPr>
-            <w:tcW w:type="dxa" w:w="1728"/>
-          </w:tcPr>
-          <w:p>
-            <w:r>
-              <w:t>NAS/백업 스토리지</w:t>
-            </w:r>
-          </w:p>
-        </w:tc>
-        <w:tc>
-          <w:tcPr>
-            <w:tcW w:type="dxa" w:w="1728"/>
-          </w:tcPr>
-          <w:p>
-            <w:r>
-              <w:t>1식</w:t>
-            </w:r>
-          </w:p>
-        </w:tc>
-        <w:tc>
-          <w:tcPr>
-            <w:tcW w:type="dxa" w:w="1728"/>
-          </w:tcPr>
-          <w:p>
-            <w:r>
-              <w:t>200만 ~ 500만원</w:t>
-            </w:r>
-          </w:p>
-        </w:tc>
-        <w:tc>
-          <w:tcPr>
-            <w:tcW w:type="dxa" w:w="1728"/>
-          </w:tcPr>
-          <w:p>
-            <w:r>
-              <w:t>200만 ~ 500만원</w:t>
-            </w:r>
-          </w:p>
-        </w:tc>
-        <w:tc>
-          <w:tcPr>
-            <w:tcW w:type="dxa" w:w="1728"/>
-          </w:tcPr>
-          <w:p>
-            <w:r>
-              <w:t>백업/감사 로그 저장</w:t>
-            </w:r>
-          </w:p>
-        </w:tc>
-      </w:tr>
-      <w:tr>
-        <w:tc>
-          <w:tcPr>
-            <w:tcW w:type="dxa" w:w="1728"/>
-          </w:tcPr>
-          <w:p>
-            <w:r>
-              <w:t>UPS</w:t>
-            </w:r>
-          </w:p>
-        </w:tc>
-        <w:tc>
-          <w:tcPr>
-            <w:tcW w:type="dxa" w:w="1728"/>
-          </w:tcPr>
-          <w:p>
-            <w:r>
-              <w:t>1식</w:t>
-            </w:r>
-          </w:p>
-        </w:tc>
-        <w:tc>
-          <w:tcPr>
-            <w:tcW w:type="dxa" w:w="1728"/>
-          </w:tcPr>
-          <w:p>
-            <w:r>
-              <w:t>100만 ~ 300만원</w:t>
-            </w:r>
-          </w:p>
-        </w:tc>
-        <w:tc>
-          <w:tcPr>
-            <w:tcW w:type="dxa" w:w="1728"/>
-          </w:tcPr>
-          <w:p>
-            <w:r>
-              <w:t>100만 ~ 300만원</w:t>
-            </w:r>
-          </w:p>
-        </w:tc>
-        <w:tc>
-          <w:tcPr>
-            <w:tcW w:type="dxa" w:w="1728"/>
-          </w:tcPr>
-          <w:p>
-            <w:r>
-              <w:t>정전 보호</w:t>
-            </w:r>
-          </w:p>
-        </w:tc>
-      </w:tr>
-      <w:tr>
-        <w:tc>
-          <w:tcPr>
-            <w:tcW w:type="dxa" w:w="1728"/>
-          </w:tcPr>
-          <w:p>
-            <w:r>
-              <w:t>네트워크/부대자재</w:t>
-            </w:r>
-          </w:p>
-        </w:tc>
-        <w:tc>
-          <w:tcPr>
-            <w:tcW w:type="dxa" w:w="1728"/>
-          </w:tcPr>
-          <w:p>
-            <w:r>
-              <w:t>1식</w:t>
-            </w:r>
-          </w:p>
-        </w:tc>
-        <w:tc>
-          <w:tcPr>
-            <w:tcW w:type="dxa" w:w="1728"/>
-          </w:tcPr>
-          <w:p>
-            <w:r>
-              <w:t>50만 ~ 200만원</w:t>
-            </w:r>
-          </w:p>
-        </w:tc>
-        <w:tc>
-          <w:tcPr>
-            <w:tcW w:type="dxa" w:w="1728"/>
-          </w:tcPr>
-          <w:p>
-            <w:r>
-              <w:t>50만 ~ 200만원</w:t>
-            </w:r>
-          </w:p>
-        </w:tc>
-        <w:tc>
-          <w:tcPr>
-            <w:tcW w:type="dxa" w:w="1728"/>
-          </w:tcPr>
-          <w:p>
-            <w:r>
-              <w:t>방화벽 정책, 케이블, 자재</w:t>
-            </w:r>
-          </w:p>
-        </w:tc>
-      </w:tr>
-      <w:tr>
-        <w:tc>
-          <w:tcPr>
-            <w:tcW w:type="dxa" w:w="1728"/>
-          </w:tcPr>
-          <w:p>
-            <w:r>
-              <w:t>구축 인건비</w:t>
-            </w:r>
-          </w:p>
-        </w:tc>
-        <w:tc>
-          <w:tcPr>
-            <w:tcW w:type="dxa" w:w="1728"/>
-          </w:tcPr>
-          <w:p>
-            <w:r>
-              <w:t>1식</w:t>
-            </w:r>
-          </w:p>
-        </w:tc>
-        <w:tc>
-          <w:tcPr>
-            <w:tcW w:type="dxa" w:w="1728"/>
-          </w:tcPr>
-          <w:p>
-            <w:r>
-              <w:t>1,500만 ~ 3,000만원</w:t>
-            </w:r>
-          </w:p>
-        </w:tc>
-        <w:tc>
-          <w:tcPr>
-            <w:tcW w:type="dxa" w:w="1728"/>
-          </w:tcPr>
-          <w:p>
-            <w:r>
-              <w:t>1,500만 ~ 3,000만원</w:t>
-            </w:r>
-          </w:p>
-        </w:tc>
-        <w:tc>
-          <w:tcPr>
-            <w:tcW w:type="dxa" w:w="1728"/>
-          </w:tcPr>
-          <w:p>
-            <w:r>
-              <w:t>MVP 2~4주 기준</w:t>
-            </w:r>
-          </w:p>
-        </w:tc>
-      </w:tr>
-      <w:tr>
-        <w:tc>
-          <w:tcPr>
-            <w:tcW w:type="dxa" w:w="1728"/>
-          </w:tcPr>
-          <w:p>
-            <w:r>
-              <w:t>총합</w:t>
-            </w:r>
-          </w:p>
-        </w:tc>
-        <w:tc>
-          <w:tcPr>
-            <w:tcW w:type="dxa" w:w="1728"/>
-          </w:tcPr>
-          <w:p>
-            <w:r/>
-          </w:p>
-        </w:tc>
-        <w:tc>
-          <w:tcPr>
-            <w:tcW w:type="dxa" w:w="1728"/>
-          </w:tcPr>
-          <w:p>
-            <w:r/>
-          </w:p>
-        </w:tc>
-        <w:tc>
-          <w:tcPr>
-            <w:tcW w:type="dxa" w:w="1728"/>
-          </w:tcPr>
-          <w:p>
-            <w:r>
-              <w:t>2,550만 ~ 5,500만원</w:t>
-            </w:r>
-          </w:p>
-        </w:tc>
-        <w:tc>
-          <w:tcPr>
-            <w:tcW w:type="dxa" w:w="1728"/>
-          </w:tcPr>
-          <w:p>
-            <w:r>
-              <w:t>세부 견적 합산 예시</w:t>
-            </w:r>
-          </w:p>
-        </w:tc>
-      </w:tr>
-    </w:tbl>
+    <w:p>
+      <w:r>
+        <w:t xml:space="preserve">외부망 연계형 AI 개발지원 시스템은  </w:t>
+      </w:r>
+    </w:p>
+    <w:p>
+      <w:r>
+        <w:t>**초기 구축비를 낮추고 빠르게 MVP를 시작할 수 있는 방식**입니다.</w:t>
+      </w:r>
+    </w:p>
     <w:p/>
     <w:p>
-      <w:pPr>
-        <w:pStyle w:val="Heading3"/>
-      </w:pPr>
-      <w:r>
-        <w:t>3-6. 외부 AI 사용료 예시</w:t>
+      <w:r>
+        <w:t>다만 운영 시에는,</w:t>
+      </w:r>
+    </w:p>
+    <w:p>
+      <w:pPr>
+        <w:pStyle w:val="ListBullet"/>
+      </w:pPr>
+      <w:r>
+        <w:t>외부 AI 사용료</w:t>
+      </w:r>
+    </w:p>
+    <w:p>
+      <w:pPr>
+        <w:pStyle w:val="ListBullet"/>
+      </w:pPr>
+      <w:r>
+        <w:t>데이터 반출 범위 통제</w:t>
+      </w:r>
+    </w:p>
+    <w:p>
+      <w:pPr>
+        <w:pStyle w:val="ListBullet"/>
+      </w:pPr>
+      <w:r>
+        <w:t>외부 서비스 의존성</w:t>
       </w:r>
     </w:p>
     <w:p/>
     <w:p>
       <w:r>
-        <w:t>#### 좌석형 예시</w:t>
+        <w:t>을 함께 관리해야 합니다.</w:t>
+      </w:r>
+    </w:p>
+    <w:p/>
+    <w:p>
+      <w:r>
+        <w:t>즉,</w:t>
       </w:r>
     </w:p>
     <w:p>
@@ -1572,7 +1904,7 @@
         <w:pStyle w:val="ListBullet"/>
       </w:pPr>
       <w:r>
-        <w:t>GitHub Copilot Business: 공식 가격 $19 / 사용자 / 월</w:t>
+        <w:t>**초기 비용과 도입 속도가 중요하면 외부망 연계형**</w:t>
       </w:r>
     </w:p>
     <w:p>
@@ -1580,1268 +1912,7 @@
         <w:pStyle w:val="ListBullet"/>
       </w:pPr>
       <w:r>
-        <w:t>예시: 50명 기준 $950 / 월, $11,400 / 년 + 환율/세금 별도</w:t>
-      </w:r>
-    </w:p>
-    <w:p/>
-    <w:p>
-      <w:r>
-        <w:t>#### 사용량형 예시</w:t>
-      </w:r>
-    </w:p>
-    <w:p>
-      <w:pPr>
-        <w:pStyle w:val="ListBullet"/>
-      </w:pPr>
-      <w:r>
-        <w:t>OpenAI GPT-5.4 공식 가격</w:t>
-      </w:r>
-    </w:p>
-    <w:p>
-      <w:pPr>
-        <w:pStyle w:val="ListBullet"/>
-      </w:pPr>
-      <w:r>
-        <w:t>입력: $2.50 / 1M tokens</w:t>
-      </w:r>
-    </w:p>
-    <w:p>
-      <w:pPr>
-        <w:pStyle w:val="ListBullet"/>
-      </w:pPr>
-      <w:r>
-        <w:t>출력: $15.00 / 1M tokens</w:t>
-      </w:r>
-    </w:p>
-    <w:p>
-      <w:pPr>
-        <w:pStyle w:val="ListBullet"/>
-      </w:pPr>
-      <w:r>
-        <w:t>예시: 월 100M input + 20M output 사용 시</w:t>
-      </w:r>
-    </w:p>
-    <w:p>
-      <w:pPr>
-        <w:pStyle w:val="ListBullet"/>
-      </w:pPr>
-      <w:r>
-        <w:t>입력 비용: $250 / 월</w:t>
-      </w:r>
-    </w:p>
-    <w:p>
-      <w:pPr>
-        <w:pStyle w:val="ListBullet"/>
-      </w:pPr>
-      <w:r>
-        <w:t>출력 비용: $300 / 월</w:t>
-      </w:r>
-    </w:p>
-    <w:p>
-      <w:pPr>
-        <w:pStyle w:val="ListBullet"/>
-      </w:pPr>
-      <w:r>
-        <w:t>합계: $550 / 월, $6,600 / 년 + 환율/세금 별도</w:t>
-      </w:r>
-    </w:p>
-    <w:p/>
-    <w:p>
-      <w:r>
-        <w:t>권장안:</w:t>
-      </w:r>
-    </w:p>
-    <w:p>
-      <w:pPr>
-        <w:pStyle w:val="ListBullet"/>
-      </w:pPr>
-      <w:r>
-        <w:t>초기 비용을 줄이려면 외부망 연계형이 유리</w:t>
-      </w:r>
-    </w:p>
-    <w:p>
-      <w:pPr>
-        <w:pStyle w:val="ListBullet"/>
-      </w:pPr>
-      <w:r>
-        <w:t>대신 외부 AI 사용료가 매월 발생</w:t>
-      </w:r>
-    </w:p>
-    <w:p>
-      <w:pPr>
-        <w:pStyle w:val="ListBullet"/>
-      </w:pPr>
-      <w:r>
-        <w:t>보안/계약/데이터 반출 통제가 가능한 경우에만 적합</w:t>
-      </w:r>
-    </w:p>
-    <w:p/>
-    <w:p/>
-    <w:p/>
-    <w:p>
-      <w:pPr>
-        <w:pStyle w:val="Heading2"/>
-      </w:pPr>
-      <w:r>
-        <w:t>4. 구축 방법</w:t>
-      </w:r>
-    </w:p>
-    <w:p/>
-    <w:p>
-      <w:pPr>
-        <w:pStyle w:val="Heading3"/>
-      </w:pPr>
-      <w:r>
-        <w:t>단계별 구축</w:t>
-      </w:r>
-    </w:p>
-    <w:p/>
-    <w:p>
-      <w:r>
-        <w:t>#### 1단계: Reviewer 우선 도입</w:t>
-      </w:r>
-    </w:p>
-    <w:p>
-      <w:pPr>
-        <w:pStyle w:val="ListBullet"/>
-      </w:pPr>
-      <w:r>
-        <w:t>diff 읽기</w:t>
-      </w:r>
-    </w:p>
-    <w:p>
-      <w:pPr>
-        <w:pStyle w:val="ListBullet"/>
-      </w:pPr>
-      <w:r>
-        <w:t>테스트 실행</w:t>
-      </w:r>
-    </w:p>
-    <w:p>
-      <w:pPr>
-        <w:pStyle w:val="ListBullet"/>
-      </w:pPr>
-      <w:r>
-        <w:t>리뷰 결과 생성</w:t>
-      </w:r>
-    </w:p>
-    <w:p>
-      <w:pPr>
-        <w:pStyle w:val="ListBullet"/>
-      </w:pPr>
-      <w:r>
-        <w:t>외부 AI API 연동</w:t>
-      </w:r>
-    </w:p>
-    <w:p/>
-    <w:p>
-      <w:r>
-        <w:t>#### 2단계: Owner 기능 추가</w:t>
-      </w:r>
-    </w:p>
-    <w:p>
-      <w:pPr>
-        <w:pStyle w:val="ListBullet"/>
-      </w:pPr>
-      <w:r>
-        <w:t>작업 브랜치 수정</w:t>
-      </w:r>
-    </w:p>
-    <w:p>
-      <w:pPr>
-        <w:pStyle w:val="ListBullet"/>
-      </w:pPr>
-      <w:r>
-        <w:t>테스트 실행</w:t>
-      </w:r>
-    </w:p>
-    <w:p>
-      <w:pPr>
-        <w:pStyle w:val="ListBullet"/>
-      </w:pPr>
-      <w:r>
-        <w:t>PR 생성</w:t>
-      </w:r>
-    </w:p>
-    <w:p/>
-    <w:p>
-      <w:r>
-        <w:t>#### 3단계: 승인/반려 루프 구축</w:t>
-      </w:r>
-    </w:p>
-    <w:p>
-      <w:pPr>
-        <w:pStyle w:val="ListBullet"/>
-      </w:pPr>
-      <w:r>
-        <w:t>Owner 작업 -&gt; Reviewer 검토 -&gt; 승인/반려</w:t>
-      </w:r>
-    </w:p>
-    <w:p>
-      <w:pPr>
-        <w:pStyle w:val="ListBullet"/>
-      </w:pPr>
-      <w:r>
-        <w:t>재작업 자동화</w:t>
-      </w:r>
-    </w:p>
-    <w:p/>
-    <w:p>
-      <w:r>
-        <w:t>#### 4단계: 확대 적용</w:t>
-      </w:r>
-    </w:p>
-    <w:p>
-      <w:pPr>
-        <w:pStyle w:val="ListBullet"/>
-      </w:pPr>
-      <w:r>
-        <w:t>팀별 workspace 분리</w:t>
-      </w:r>
-    </w:p>
-    <w:p>
-      <w:pPr>
-        <w:pStyle w:val="ListBullet"/>
-      </w:pPr>
-      <w:r>
-        <w:t>여러 저장소 확장</w:t>
-      </w:r>
-    </w:p>
-    <w:p>
-      <w:pPr>
-        <w:pStyle w:val="ListBullet"/>
-      </w:pPr>
-      <w:r>
-        <w:t>필요 시 Arbiter AI 도입</w:t>
-      </w:r>
-    </w:p>
-    <w:p/>
-    <w:p/>
-    <w:p/>
-    <w:p>
-      <w:pPr>
-        <w:pStyle w:val="Heading2"/>
-      </w:pPr>
-      <w:r>
-        <w:t>5. 장점</w:t>
-      </w:r>
-    </w:p>
-    <w:p/>
-    <w:p>
-      <w:pPr>
-        <w:pStyle w:val="ListBullet"/>
-      </w:pPr>
-      <w:r>
-        <w:t>초기 인프라 비용이 폐쇄망 GPU 서버 방식보다 낮음</w:t>
-      </w:r>
-    </w:p>
-    <w:p>
-      <w:pPr>
-        <w:pStyle w:val="ListBullet"/>
-      </w:pPr>
-      <w:r>
-        <w:t>GPU 서버 없이도 시작 가능</w:t>
-      </w:r>
-    </w:p>
-    <w:p>
-      <w:pPr>
-        <w:pStyle w:val="ListBullet"/>
-      </w:pPr>
-      <w:r>
-        <w:t>최신 상용 모델을 바로 활용 가능</w:t>
-      </w:r>
-    </w:p>
-    <w:p>
-      <w:pPr>
-        <w:pStyle w:val="ListBullet"/>
-      </w:pPr>
-      <w:r>
-        <w:t>도입 속도가 빠름</w:t>
-      </w:r>
-    </w:p>
-    <w:p>
-      <w:pPr>
-        <w:pStyle w:val="ListBullet"/>
-      </w:pPr>
-      <w:r>
-        <w:t>운영 난이도가 상대적으로 낮음</w:t>
-      </w:r>
-    </w:p>
-    <w:p/>
-    <w:p/>
-    <w:p/>
-    <w:p>
-      <w:pPr>
-        <w:pStyle w:val="Heading2"/>
-      </w:pPr>
-      <w:r>
-        <w:t>6. 단점 및 리스크</w:t>
-      </w:r>
-    </w:p>
-    <w:p/>
-    <w:p>
-      <w:pPr>
-        <w:pStyle w:val="ListBullet"/>
-      </w:pPr>
-      <w:r>
-        <w:t>소스/로그 일부가 외부 AI 서비스로 전송될 수 있음</w:t>
-      </w:r>
-    </w:p>
-    <w:p>
-      <w:pPr>
-        <w:pStyle w:val="ListBullet"/>
-      </w:pPr>
-      <w:r>
-        <w:t>계약/보안/개인정보/반출 통제 검토 필요</w:t>
-      </w:r>
-    </w:p>
-    <w:p>
-      <w:pPr>
-        <w:pStyle w:val="ListBullet"/>
-      </w:pPr>
-      <w:r>
-        <w:t>API 사용량 증가 시 월 비용이 지속적으로 증가</w:t>
-      </w:r>
-    </w:p>
-    <w:p>
-      <w:pPr>
-        <w:pStyle w:val="ListBullet"/>
-      </w:pPr>
-      <w:r>
-        <w:t>외부 서비스 장애 시 업무 영향 가능</w:t>
-      </w:r>
-    </w:p>
-    <w:p>
-      <w:pPr>
-        <w:pStyle w:val="ListBullet"/>
-      </w:pPr>
-      <w:r>
-        <w:t>AI 결과를 사람이 최종 검토해야 함</w:t>
-      </w:r>
-    </w:p>
-    <w:p/>
-    <w:p>
-      <w:pPr>
-        <w:pStyle w:val="Heading3"/>
-      </w:pPr>
-      <w:r>
-        <w:t>대응 방안</w:t>
-      </w:r>
-    </w:p>
-    <w:p>
-      <w:pPr>
-        <w:pStyle w:val="ListBullet"/>
-      </w:pPr>
-      <w:r>
-        <w:t>전송 가능한 데이터 범위 문서화</w:t>
-      </w:r>
-    </w:p>
-    <w:p>
-      <w:pPr>
-        <w:pStyle w:val="ListBullet"/>
-      </w:pPr>
-      <w:r>
-        <w:t>민감 저장소 제외 정책 적용</w:t>
-      </w:r>
-    </w:p>
-    <w:p>
-      <w:pPr>
-        <w:pStyle w:val="ListBullet"/>
-      </w:pPr>
-      <w:r>
-        <w:t>branch/PR 기반 운영</w:t>
-      </w:r>
-    </w:p>
-    <w:p>
-      <w:pPr>
-        <w:pStyle w:val="ListBullet"/>
-      </w:pPr>
-      <w:r>
-        <w:t>Jenkins 결과 없는 완료 금지</w:t>
-      </w:r>
-    </w:p>
-    <w:p>
-      <w:pPr>
-        <w:pStyle w:val="ListBullet"/>
-      </w:pPr>
-      <w:r>
-        <w:t>작업 이력/승인 이력 전부 기록</w:t>
-      </w:r>
-    </w:p>
-    <w:p>
-      <w:pPr>
-        <w:pStyle w:val="ListBullet"/>
-      </w:pPr>
-      <w:r>
-        <w:t>외부 AI 장애 시 Reviewer-only 또는 수동 모드 fallback 준비</w:t>
-      </w:r>
-    </w:p>
-    <w:p/>
-    <w:p/>
-    <w:p/>
-    <w:p>
-      <w:pPr>
-        <w:pStyle w:val="Heading2"/>
-      </w:pPr>
-      <w:r>
-        <w:t>7. 어떻게 사용하는지</w:t>
-      </w:r>
-    </w:p>
-    <w:p/>
-    <w:p>
-      <w:pPr>
-        <w:pStyle w:val="ListNumber"/>
-      </w:pPr>
-      <w:r>
-        <w:t>개발자가 작업 생성</w:t>
-      </w:r>
-    </w:p>
-    <w:p>
-      <w:pPr>
-        <w:pStyle w:val="ListNumber"/>
-      </w:pPr>
-      <w:r>
-        <w:t>시스템이 workspace 할당</w:t>
-      </w:r>
-    </w:p>
-    <w:p>
-      <w:pPr>
-        <w:pStyle w:val="ListNumber"/>
-      </w:pPr>
-      <w:r>
-        <w:t>Owner AI가 외부 AI 서비스 호출 후 코드 수정 및 테스트 수행</w:t>
-      </w:r>
-    </w:p>
-    <w:p>
-      <w:pPr>
-        <w:pStyle w:val="ListNumber"/>
-      </w:pPr>
-      <w:r>
-        <w:t>Jenkins가 빌드/테스트 실행</w:t>
-      </w:r>
-    </w:p>
-    <w:p>
-      <w:pPr>
-        <w:pStyle w:val="ListNumber"/>
-      </w:pPr>
-      <w:r>
-        <w:t>Reviewer AI가 외부 AI 서비스 호출 후 결과 검토</w:t>
-      </w:r>
-    </w:p>
-    <w:p>
-      <w:pPr>
-        <w:pStyle w:val="ListNumber"/>
-      </w:pPr>
-      <w:r>
-        <w:t>승인 시 PR 유지, 반려 시 재작업</w:t>
-      </w:r>
-    </w:p>
-    <w:p/>
-    <w:p>
-      <w:r>
-        <w:t>즉, 개발자를 대체하는 구조가 아니라</w:t>
-      </w:r>
-    </w:p>
-    <w:p>
-      <w:r>
-        <w:t>개발자의 반복 작업을 줄이고 검토 보조를 제공하는 구조로 운영합니다.</w:t>
-      </w:r>
-    </w:p>
-    <w:p/>
-    <w:p/>
-    <w:p/>
-    <w:p>
-      <w:pPr>
-        <w:pStyle w:val="Heading2"/>
-      </w:pPr>
-      <w:r>
-        <w:t>8. 필요한 장비</w:t>
-      </w:r>
-    </w:p>
-    <w:p/>
-    <w:p>
-      <w:pPr>
-        <w:pStyle w:val="Heading3"/>
-      </w:pPr>
-      <w:r>
-        <w:t>최소 권장 장비</w:t>
-      </w:r>
-    </w:p>
-    <w:p>
-      <w:pPr>
-        <w:pStyle w:val="ListBullet"/>
-      </w:pPr>
-      <w:r>
-        <w:t>CPU 서버 1대</w:t>
-      </w:r>
-    </w:p>
-    <w:p>
-      <w:pPr>
-        <w:pStyle w:val="ListBullet"/>
-      </w:pPr>
-      <w:r>
-        <w:t>내부 Git 서버</w:t>
-      </w:r>
-    </w:p>
-    <w:p>
-      <w:pPr>
-        <w:pStyle w:val="ListBullet"/>
-      </w:pPr>
-      <w:r>
-        <w:t>Jenkins Controller</w:t>
-      </w:r>
-    </w:p>
-    <w:p>
-      <w:pPr>
-        <w:pStyle w:val="ListBullet"/>
-      </w:pPr>
-      <w:r>
-        <w:t>오케스트레이터 운영</w:t>
-      </w:r>
-    </w:p>
-    <w:p>
-      <w:pPr>
-        <w:pStyle w:val="ListBullet"/>
-      </w:pPr>
-      <w:r>
-        <w:t>NAS 또는 백업 스토리지</w:t>
-      </w:r>
-    </w:p>
-    <w:p>
-      <w:pPr>
-        <w:pStyle w:val="ListBullet"/>
-      </w:pPr>
-      <w:r>
-        <w:t>UPS</w:t>
-      </w:r>
-    </w:p>
-    <w:p>
-      <w:pPr>
-        <w:pStyle w:val="ListBullet"/>
-      </w:pPr>
-      <w:r>
-        <w:t>외부 AI API 사용 가능한 네트워크 정책</w:t>
-      </w:r>
-    </w:p>
-    <w:p/>
-    <w:p>
-      <w:pPr>
-        <w:pStyle w:val="Heading3"/>
-      </w:pPr>
-      <w:r>
-        <w:t>권장 운영 장비 구성</w:t>
-      </w:r>
-    </w:p>
-    <w:p>
-      <w:pPr>
-        <w:pStyle w:val="ListBullet"/>
-      </w:pPr>
-      <w:r>
-        <w:t>CPU 서버 1대 + 내부 백업 장비</w:t>
-      </w:r>
-    </w:p>
-    <w:p>
-      <w:pPr>
-        <w:pStyle w:val="ListBullet"/>
-      </w:pPr>
-      <w:r>
-        <w:t>팀 1개 / 저장소 1개 MVP 운영 가능 수준</w:t>
-      </w:r>
-    </w:p>
-    <w:p>
-      <w:pPr>
-        <w:pStyle w:val="ListBullet"/>
-      </w:pPr>
-      <w:r>
-        <w:t>외부 AI 연동을 위한 방화벽/프록시 정책 필요</w:t>
-      </w:r>
-    </w:p>
-    <w:p/>
-    <w:p>
-      <w:pPr>
-        <w:pStyle w:val="Heading3"/>
-      </w:pPr>
-      <w:r>
-        <w:t>운영 환경</w:t>
-      </w:r>
-    </w:p>
-    <w:p>
-      <w:pPr>
-        <w:pStyle w:val="ListBullet"/>
-      </w:pPr>
-      <w:r>
-        <w:t>내부 Git/Jenkins 유지</w:t>
-      </w:r>
-    </w:p>
-    <w:p>
-      <w:pPr>
-        <w:pStyle w:val="ListBullet"/>
-      </w:pPr>
-      <w:r>
-        <w:t>외부 AI 서비스 호출 가능 환경</w:t>
-      </w:r>
-    </w:p>
-    <w:p>
-      <w:pPr>
-        <w:pStyle w:val="ListBullet"/>
-      </w:pPr>
-      <w:r>
-        <w:t>작업/로그/승인 이력 저장용 서버 또는 DB</w:t>
-      </w:r>
-    </w:p>
-    <w:p/>
-    <w:p/>
-    <w:p/>
-    <w:p>
-      <w:pPr>
-        <w:pStyle w:val="Heading2"/>
-      </w:pPr>
-      <w:r>
-        <w:t>9. PPT 1장 발표용 요약 문구</w:t>
-      </w:r>
-    </w:p>
-    <w:p/>
-    <w:p>
-      <w:pPr>
-        <w:pStyle w:val="Heading3"/>
-      </w:pPr>
-      <w:r>
-        <w:t>제목</w:t>
-      </w:r>
-    </w:p>
-    <w:p>
-      <w:r>
-        <w:t>외부망 연계 AI 개발지원 시스템 구축 검토안</w:t>
-      </w:r>
-    </w:p>
-    <w:p/>
-    <w:p>
-      <w:pPr>
-        <w:pStyle w:val="Heading3"/>
-      </w:pPr>
-      <w:r>
-        <w:t>배경</w:t>
-      </w:r>
-    </w:p>
-    <w:p>
-      <w:pPr>
-        <w:pStyle w:val="ListBullet"/>
-      </w:pPr>
-      <w:r>
-        <w:t>반복적인 코드 리뷰, 테스트 확인, 브랜치 작업 부담 증가</w:t>
-      </w:r>
-    </w:p>
-    <w:p>
-      <w:pPr>
-        <w:pStyle w:val="ListBullet"/>
-      </w:pPr>
-      <w:r>
-        <w:t>GPU 서버 기반 내부 AI보다 빠른 도입 가능</w:t>
-      </w:r>
-    </w:p>
-    <w:p>
-      <w:pPr>
-        <w:pStyle w:val="ListBullet"/>
-      </w:pPr>
-      <w:r>
-        <w:t>외부 상용 AI 활용 시 최신 모델 접근 가능</w:t>
-      </w:r>
-    </w:p>
-    <w:p/>
-    <w:p>
-      <w:pPr>
-        <w:pStyle w:val="Heading3"/>
-      </w:pPr>
-      <w:r>
-        <w:t>제안 내용</w:t>
-      </w:r>
-    </w:p>
-    <w:p>
-      <w:pPr>
-        <w:pStyle w:val="ListBullet"/>
-      </w:pPr>
-      <w:r>
-        <w:t>Owner AI: 코드 수정 / 테스트 / PR 생성 지원</w:t>
-      </w:r>
-    </w:p>
-    <w:p>
-      <w:pPr>
-        <w:pStyle w:val="ListBullet"/>
-      </w:pPr>
-      <w:r>
-        <w:t>Reviewer AI: 변경사항 검토 / 승인·반려 판단 지원</w:t>
-      </w:r>
-    </w:p>
-    <w:p>
-      <w:pPr>
-        <w:pStyle w:val="ListBullet"/>
-      </w:pPr>
-      <w:r>
-        <w:t>내부 Git / Jenkins 연동</w:t>
-      </w:r>
-    </w:p>
-    <w:p>
-      <w:pPr>
-        <w:pStyle w:val="ListBullet"/>
-      </w:pPr>
-      <w:r>
-        <w:t>외부 AI API 또는 SaaS 연계</w:t>
-      </w:r>
-    </w:p>
-    <w:p/>
-    <w:p>
-      <w:pPr>
-        <w:pStyle w:val="Heading3"/>
-      </w:pPr>
-      <w:r>
-        <w:t>기대 효과</w:t>
-      </w:r>
-    </w:p>
-    <w:p>
-      <w:pPr>
-        <w:pStyle w:val="ListBullet"/>
-      </w:pPr>
-      <w:r>
-        <w:t>초기 구축비 절감</w:t>
-      </w:r>
-    </w:p>
-    <w:p>
-      <w:pPr>
-        <w:pStyle w:val="ListBullet"/>
-      </w:pPr>
-      <w:r>
-        <w:t>도입 속도 향상</w:t>
-      </w:r>
-    </w:p>
-    <w:p>
-      <w:pPr>
-        <w:pStyle w:val="ListBullet"/>
-      </w:pPr>
-      <w:r>
-        <w:t>최신 모델 활용 가능</w:t>
-      </w:r>
-    </w:p>
-    <w:p/>
-    <w:p>
-      <w:pPr>
-        <w:pStyle w:val="Heading3"/>
-      </w:pPr>
-      <w:r>
-        <w:t>비용</w:t>
-      </w:r>
-    </w:p>
-    <w:p>
-      <w:pPr>
-        <w:pStyle w:val="ListBullet"/>
-      </w:pPr>
-      <w:r>
-        <w:t>초기 구축비: 2,500만 ~ 5,300만원</w:t>
-      </w:r>
-    </w:p>
-    <w:p>
-      <w:pPr>
-        <w:pStyle w:val="ListBullet"/>
-      </w:pPr>
-      <w:r>
-        <w:t>월간 인프라 운영비: 50만 ~ 120만원</w:t>
-      </w:r>
-    </w:p>
-    <w:p>
-      <w:pPr>
-        <w:pStyle w:val="ListBullet"/>
-      </w:pPr>
-      <w:r>
-        <w:t>외부 AI 사용료: 좌석형 또는 사용량형 별도</w:t>
-      </w:r>
-    </w:p>
-    <w:p/>
-    <w:p>
-      <w:pPr>
-        <w:pStyle w:val="Heading3"/>
-      </w:pPr>
-      <w:r>
-        <w:t>제안</w:t>
-      </w:r>
-    </w:p>
-    <w:p>
-      <w:pPr>
-        <w:pStyle w:val="ListBullet"/>
-      </w:pPr>
-      <w:r>
-        <w:t>CPU 서버 1대 + 내부 Git/Jenkins 유지</w:t>
-      </w:r>
-    </w:p>
-    <w:p>
-      <w:pPr>
-        <w:pStyle w:val="ListBullet"/>
-      </w:pPr>
-      <w:r>
-        <w:t>저장소 1개, 팀 1개 기준 MVP부터 단계 도입 검토</w:t>
-      </w:r>
-    </w:p>
-    <w:p>
-      <w:pPr>
-        <w:pStyle w:val="ListBullet"/>
-      </w:pPr>
-      <w:r>
-        <w:t>데이터 반출 범위 통제 정책을 전제로 진행</w:t>
-      </w:r>
-    </w:p>
-    <w:p/>
-    <w:p>
-      <w:pPr>
-        <w:pStyle w:val="Heading3"/>
-      </w:pPr>
-      <w:r>
-        <w:t>회의용 한 줄</w:t>
-      </w:r>
-    </w:p>
-    <w:p>
-      <w:r>
-        <w:t>외부망 연계형은 초기 구축비가 낮고 빠르게 도입할 수 있지만, 외부 AI 사용료와 소스 전송 범위 통제가 핵심 조건입니다.</w:t>
-      </w:r>
-    </w:p>
-    <w:p/>
-    <w:p/>
-    <w:p/>
-    <w:p>
-      <w:pPr>
-        <w:pStyle w:val="Heading2"/>
-      </w:pPr>
-      <w:r>
-        <w:t>10. 추진 일정표</w:t>
-      </w:r>
-    </w:p>
-    <w:p/>
-    <w:p>
-      <w:pPr>
-        <w:pStyle w:val="Heading3"/>
-      </w:pPr>
-      <w:r>
-        <w:t>2주 MVP 일정표</w:t>
-      </w:r>
-    </w:p>
-    <w:p/>
-    <w:tbl>
-      <w:tblPr>
-        <w:tblStyle w:val="TableGrid"/>
-        <w:tblW w:type="auto" w:w="0"/>
-        <w:tblLook w:firstColumn="1" w:firstRow="1" w:lastColumn="0" w:lastRow="0" w:noHBand="0" w:noVBand="1" w:val="04A0"/>
-      </w:tblPr>
-      <w:tblGrid>
-        <w:gridCol w:w="2880"/>
-        <w:gridCol w:w="2880"/>
-        <w:gridCol w:w="2880"/>
-      </w:tblGrid>
-      <w:tr>
-        <w:tc>
-          <w:tcPr>
-            <w:tcW w:type="dxa" w:w="2880"/>
-          </w:tcPr>
-          <w:p>
-            <w:r>
-              <w:t>주차</w:t>
-            </w:r>
-          </w:p>
-        </w:tc>
-        <w:tc>
-          <w:tcPr>
-            <w:tcW w:type="dxa" w:w="2880"/>
-          </w:tcPr>
-          <w:p>
-            <w:r>
-              <w:t>작업 내용</w:t>
-            </w:r>
-          </w:p>
-        </w:tc>
-        <w:tc>
-          <w:tcPr>
-            <w:tcW w:type="dxa" w:w="2880"/>
-          </w:tcPr>
-          <w:p>
-            <w:r>
-              <w:t>산출물</w:t>
-            </w:r>
-          </w:p>
-        </w:tc>
-      </w:tr>
-      <w:tr>
-        <w:tc>
-          <w:tcPr>
-            <w:tcW w:type="dxa" w:w="2880"/>
-          </w:tcPr>
-          <w:p>
-            <w:r>
-              <w:t>1주차</w:t>
-            </w:r>
-          </w:p>
-        </w:tc>
-        <w:tc>
-          <w:tcPr>
-            <w:tcW w:type="dxa" w:w="2880"/>
-          </w:tcPr>
-          <w:p>
-            <w:r>
-              <w:t>CPU 서버 준비, Git/Jenkins 연동, 외부 AI API 연결, Reviewer 기능 구현</w:t>
-            </w:r>
-          </w:p>
-        </w:tc>
-        <w:tc>
-          <w:tcPr>
-            <w:tcW w:type="dxa" w:w="2880"/>
-          </w:tcPr>
-          <w:p>
-            <w:r>
-              <w:t>리뷰 결과 생성 가능</w:t>
-            </w:r>
-          </w:p>
-        </w:tc>
-      </w:tr>
-      <w:tr>
-        <w:tc>
-          <w:tcPr>
-            <w:tcW w:type="dxa" w:w="2880"/>
-          </w:tcPr>
-          <w:p>
-            <w:r>
-              <w:t>2주차</w:t>
-            </w:r>
-          </w:p>
-        </w:tc>
-        <w:tc>
-          <w:tcPr>
-            <w:tcW w:type="dxa" w:w="2880"/>
-          </w:tcPr>
-          <w:p>
-            <w:r>
-              <w:t>Owner 기능 추가, branch 작업, PR 생성, 승인/반려 루프 연결</w:t>
-            </w:r>
-          </w:p>
-        </w:tc>
-        <w:tc>
-          <w:tcPr>
-            <w:tcW w:type="dxa" w:w="2880"/>
-          </w:tcPr>
-          <w:p>
-            <w:r>
-              <w:t>저장소 1개 기준 MVP 동작</w:t>
-            </w:r>
-          </w:p>
-        </w:tc>
-      </w:tr>
-    </w:tbl>
-    <w:p/>
-    <w:p>
-      <w:pPr>
-        <w:pStyle w:val="Heading3"/>
-      </w:pPr>
-      <w:r>
-        <w:t>4주 확장 일정표</w:t>
-      </w:r>
-    </w:p>
-    <w:p/>
-    <w:tbl>
-      <w:tblPr>
-        <w:tblStyle w:val="TableGrid"/>
-        <w:tblW w:type="auto" w:w="0"/>
-        <w:tblLook w:firstColumn="1" w:firstRow="1" w:lastColumn="0" w:lastRow="0" w:noHBand="0" w:noVBand="1" w:val="04A0"/>
-      </w:tblPr>
-      <w:tblGrid>
-        <w:gridCol w:w="2880"/>
-        <w:gridCol w:w="2880"/>
-        <w:gridCol w:w="2880"/>
-      </w:tblGrid>
-      <w:tr>
-        <w:tc>
-          <w:tcPr>
-            <w:tcW w:type="dxa" w:w="2880"/>
-          </w:tcPr>
-          <w:p>
-            <w:r>
-              <w:t>주차</w:t>
-            </w:r>
-          </w:p>
-        </w:tc>
-        <w:tc>
-          <w:tcPr>
-            <w:tcW w:type="dxa" w:w="2880"/>
-          </w:tcPr>
-          <w:p>
-            <w:r>
-              <w:t>작업 내용</w:t>
-            </w:r>
-          </w:p>
-        </w:tc>
-        <w:tc>
-          <w:tcPr>
-            <w:tcW w:type="dxa" w:w="2880"/>
-          </w:tcPr>
-          <w:p>
-            <w:r>
-              <w:t>산출물</w:t>
-            </w:r>
-          </w:p>
-        </w:tc>
-      </w:tr>
-      <w:tr>
-        <w:tc>
-          <w:tcPr>
-            <w:tcW w:type="dxa" w:w="2880"/>
-          </w:tcPr>
-          <w:p>
-            <w:r>
-              <w:t>1주차</w:t>
-            </w:r>
-          </w:p>
-        </w:tc>
-        <w:tc>
-          <w:tcPr>
-            <w:tcW w:type="dxa" w:w="2880"/>
-          </w:tcPr>
-          <w:p>
-            <w:r>
-              <w:t>CPU 서버/네트워크 정책 정리, Git/Jenkins 연동</w:t>
-            </w:r>
-          </w:p>
-        </w:tc>
-        <w:tc>
-          <w:tcPr>
-            <w:tcW w:type="dxa" w:w="2880"/>
-          </w:tcPr>
-          <w:p>
-            <w:r>
-              <w:t>기본 인프라 준비</w:t>
-            </w:r>
-          </w:p>
-        </w:tc>
-      </w:tr>
-      <w:tr>
-        <w:tc>
-          <w:tcPr>
-            <w:tcW w:type="dxa" w:w="2880"/>
-          </w:tcPr>
-          <w:p>
-            <w:r>
-              <w:t>2주차</w:t>
-            </w:r>
-          </w:p>
-        </w:tc>
-        <w:tc>
-          <w:tcPr>
-            <w:tcW w:type="dxa" w:w="2880"/>
-          </w:tcPr>
-          <w:p>
-            <w:r>
-              <w:t>Reviewer 도입, diff/test 기반 리뷰</w:t>
-            </w:r>
-          </w:p>
-        </w:tc>
-        <w:tc>
-          <w:tcPr>
-            <w:tcW w:type="dxa" w:w="2880"/>
-          </w:tcPr>
-          <w:p>
-            <w:r>
-              <w:t>Reviewer MVP</w:t>
-            </w:r>
-          </w:p>
-        </w:tc>
-      </w:tr>
-      <w:tr>
-        <w:tc>
-          <w:tcPr>
-            <w:tcW w:type="dxa" w:w="2880"/>
-          </w:tcPr>
-          <w:p>
-            <w:r>
-              <w:t>3주차</w:t>
-            </w:r>
-          </w:p>
-        </w:tc>
-        <w:tc>
-          <w:tcPr>
-            <w:tcW w:type="dxa" w:w="2880"/>
-          </w:tcPr>
-          <w:p>
-            <w:r>
-              <w:t>Owner 도입, branch 수정/test/push/PR 생성</w:t>
-            </w:r>
-          </w:p>
-        </w:tc>
-        <w:tc>
-          <w:tcPr>
-            <w:tcW w:type="dxa" w:w="2880"/>
-          </w:tcPr>
-          <w:p>
-            <w:r>
-              <w:t>Owner MVP</w:t>
-            </w:r>
-          </w:p>
-        </w:tc>
-      </w:tr>
-      <w:tr>
-        <w:tc>
-          <w:tcPr>
-            <w:tcW w:type="dxa" w:w="2880"/>
-          </w:tcPr>
-          <w:p>
-            <w:r>
-              <w:t>4주차</w:t>
-            </w:r>
-          </w:p>
-        </w:tc>
-        <w:tc>
-          <w:tcPr>
-            <w:tcW w:type="dxa" w:w="2880"/>
-          </w:tcPr>
-          <w:p>
-            <w:r>
-              <w:t>workspace allocator, 감사 로그, 운영 화면 정리</w:t>
-            </w:r>
-          </w:p>
-        </w:tc>
-        <w:tc>
-          <w:tcPr>
-            <w:tcW w:type="dxa" w:w="2880"/>
-          </w:tcPr>
-          <w:p>
-            <w:r>
-              <w:t>팀 단위 시범 운영 가능</w:t>
-            </w:r>
-          </w:p>
-        </w:tc>
-      </w:tr>
-    </w:tbl>
-    <w:p/>
-    <w:p/>
-    <w:p/>
-    <w:p>
-      <w:pPr>
-        <w:pStyle w:val="Heading2"/>
-      </w:pPr>
-      <w:r>
-        <w:t>11. 요청 사항</w:t>
-      </w:r>
-    </w:p>
-    <w:p/>
-    <w:p>
-      <w:pPr>
-        <w:pStyle w:val="ListBullet"/>
-      </w:pPr>
-      <w:r>
-        <w:t>외부망 연계 AI 개발지원 시스템 구축 가능 여부 검토</w:t>
-      </w:r>
-    </w:p>
-    <w:p>
-      <w:pPr>
-        <w:pStyle w:val="ListBullet"/>
-      </w:pPr>
-      <w:r>
-        <w:t>CPU 서버 1대 기준 예산 검토</w:t>
-      </w:r>
-    </w:p>
-    <w:p>
-      <w:pPr>
-        <w:pStyle w:val="ListBullet"/>
-      </w:pPr>
-      <w:r>
-        <w:t>저장소 1개 / 팀 1개 기준 MVP 시범 도입 검토</w:t>
-      </w:r>
-    </w:p>
-    <w:p>
-      <w:pPr>
-        <w:pStyle w:val="ListBullet"/>
-      </w:pPr>
-      <w:r>
-        <w:t>외부 AI 서비스 계약/연동 방식 협의</w:t>
-      </w:r>
-    </w:p>
-    <w:p>
-      <w:pPr>
-        <w:pStyle w:val="ListBullet"/>
-      </w:pPr>
-      <w:r>
-        <w:t>데이터 전송 범위 및 운영 주체 지정</w:t>
-      </w:r>
-    </w:p>
-    <w:p/>
-    <w:p/>
-    <w:p/>
-    <w:p>
-      <w:pPr>
-        <w:pStyle w:val="Heading2"/>
-      </w:pPr>
-      <w:r>
-        <w:t>12. 결론</w:t>
-      </w:r>
-    </w:p>
-    <w:p/>
-    <w:p>
-      <w:r>
-        <w:t>외부망 연계형 AI 개발지원 시스템은</w:t>
-      </w:r>
-    </w:p>
-    <w:p>
-      <w:r>
-        <w:t>초기 구축비를 낮추고 빠르게 MVP를 시작할 수 있는 방식입니다.</w:t>
-      </w:r>
-    </w:p>
-    <w:p/>
-    <w:p>
-      <w:r>
-        <w:t>다만 운영 시에는,</w:t>
-      </w:r>
-    </w:p>
-    <w:p>
-      <w:pPr>
-        <w:pStyle w:val="ListBullet"/>
-      </w:pPr>
-      <w:r>
-        <w:t>외부 AI 사용료</w:t>
-      </w:r>
-    </w:p>
-    <w:p>
-      <w:pPr>
-        <w:pStyle w:val="ListBullet"/>
-      </w:pPr>
-      <w:r>
-        <w:t>데이터 반출 범위 통제</w:t>
-      </w:r>
-    </w:p>
-    <w:p>
-      <w:pPr>
-        <w:pStyle w:val="ListBullet"/>
-      </w:pPr>
-      <w:r>
-        <w:t>외부 서비스 의존성</w:t>
-      </w:r>
-    </w:p>
-    <w:p/>
-    <w:p>
-      <w:r>
-        <w:t>을 함께 관리해야 합니다.</w:t>
-      </w:r>
-    </w:p>
-    <w:p/>
-    <w:p>
-      <w:r>
-        <w:t>즉,</w:t>
-      </w:r>
-    </w:p>
-    <w:p>
-      <w:pPr>
-        <w:pStyle w:val="ListBullet"/>
-      </w:pPr>
-      <w:r>
-        <w:t>초기 비용과 도입 속도가 중요하면 외부망 연계형</w:t>
-      </w:r>
-    </w:p>
-    <w:p>
-      <w:pPr>
-        <w:pStyle w:val="ListBullet"/>
-      </w:pPr>
-      <w:r>
-        <w:t>보안 통제와 내부 독립성이 중요하면 폐쇄망 내부형</w:t>
+        <w:t>**보안 통제와 내부 독립성이 중요하면 폐쇄망 내부형**</w:t>
       </w:r>
     </w:p>
     <w:p/>
@@ -3223,10 +2294,6 @@
     <w:name w:val="Normal"/>
     <w:qFormat/>
     <w:rsid w:val="00FC693F"/>
-    <w:rPr>
-      <w:rFonts w:ascii="Malgun Gothic" w:hAnsi="Malgun Gothic"/>
-      <w:sz w:val="21"/>
-    </w:rPr>
   </w:style>
   <w:style w:type="paragraph" w:styleId="Header">
     <w:name w:val="header"/>
